--- a/bin/Debug/net8.0-windows/Model/Projektering tab/Tjekliste.docx
+++ b/bin/Debug/net8.0-windows/Model/Projektering tab/Tjekliste.docx
@@ -1,6 +1,6 @@
 
 <file path=word/document.xml><?xml version="1.0" encoding="utf-8"?>
-<w:document xmlns:wpc="http://schemas.microsoft.com/office/word/2010/wordprocessingCanvas" xmlns:cx="http://schemas.microsoft.com/office/drawing/2014/chartex" xmlns:cx1="http://schemas.microsoft.com/office/drawing/2015/9/8/chartex" xmlns:cx2="http://schemas.microsoft.com/office/drawing/2015/10/21/chartex" xmlns:cx3="http://schemas.microsoft.com/office/drawing/2016/5/9/chartex" xmlns:cx4="http://schemas.microsoft.com/office/drawing/2016/5/10/chartex" xmlns:cx5="http://schemas.microsoft.com/office/drawing/2016/5/11/chartex" xmlns:cx6="http://schemas.microsoft.com/office/drawing/2016/5/12/chartex" xmlns:cx7="http://schemas.microsoft.com/office/drawing/2016/5/13/chartex" xmlns:cx8="http://schemas.microsoft.com/office/drawing/2016/5/14/chartex" xmlns:mc="http://schemas.openxmlformats.org/markup-compatibility/2006" xmlns:aink="http://schemas.microsoft.com/office/drawing/2016/ink" xmlns:am3d="http://schemas.microsoft.com/office/drawing/2017/model3d" xmlns:o="urn:schemas-microsoft-com:office:office" xmlns:oel="http://schemas.microsoft.com/office/2019/extlst" xmlns:r="http://schemas.openxmlformats.org/officeDocument/2006/relationships" xmlns:m="http://schemas.openxmlformats.org/officeDocument/2006/math" xmlns:v="urn:schemas-microsoft-com:vml" xmlns:wp14="http://schemas.microsoft.com/office/word/2010/wordprocessingDrawing" xmlns:wp="http://schemas.openxmlformats.org/drawingml/2006/wordprocessingDrawing" xmlns:w10="urn:schemas-microsoft-com:office:word" xmlns:w="http://schemas.openxmlformats.org/wordprocessingml/2006/main" xmlns:w14="http://schemas.microsoft.com/office/word/2010/wordml" xmlns:w15="http://schemas.microsoft.com/office/word/2012/wordml" xmlns:w16cex="http://schemas.microsoft.com/office/word/2018/wordml/cex" xmlns:w16cid="http://schemas.microsoft.com/office/word/2016/wordml/cid" xmlns:w16="http://schemas.microsoft.com/office/word/2018/wordml" xmlns:w16du="http://schemas.microsoft.com/office/word/2023/wordml/word16du" xmlns:w16sdtdh="http://schemas.microsoft.com/office/word/2020/wordml/sdtdatahash" xmlns:w16se="http://schemas.microsoft.com/office/word/2015/wordml/symex" xmlns:wpg="http://schemas.microsoft.com/office/word/2010/wordprocessingGroup" xmlns:wpi="http://schemas.microsoft.com/office/word/2010/wordprocessingInk" xmlns:wne="http://schemas.microsoft.com/office/word/2006/wordml" xmlns:wps="http://schemas.microsoft.com/office/word/2010/wordprocessingShape" mc:Ignorable="w14 w15 w16se w16cid w16 w16cex w16sdtdh w16du wp14">
+<w:document xmlns:wpc="http://schemas.microsoft.com/office/word/2010/wordprocessingCanvas" xmlns:cx="http://schemas.microsoft.com/office/drawing/2014/chartex" xmlns:cx1="http://schemas.microsoft.com/office/drawing/2015/9/8/chartex" xmlns:cx2="http://schemas.microsoft.com/office/drawing/2015/10/21/chartex" xmlns:cx3="http://schemas.microsoft.com/office/drawing/2016/5/9/chartex" xmlns:cx4="http://schemas.microsoft.com/office/drawing/2016/5/10/chartex" xmlns:cx5="http://schemas.microsoft.com/office/drawing/2016/5/11/chartex" xmlns:cx6="http://schemas.microsoft.com/office/drawing/2016/5/12/chartex" xmlns:cx7="http://schemas.microsoft.com/office/drawing/2016/5/13/chartex" xmlns:cx8="http://schemas.microsoft.com/office/drawing/2016/5/14/chartex" xmlns:mc="http://schemas.openxmlformats.org/markup-compatibility/2006" xmlns:aink="http://schemas.microsoft.com/office/drawing/2016/ink" xmlns:am3d="http://schemas.microsoft.com/office/drawing/2017/model3d" xmlns:o="urn:schemas-microsoft-com:office:office" xmlns:oel="http://schemas.microsoft.com/office/2019/extlst" xmlns:r="http://schemas.openxmlformats.org/officeDocument/2006/relationships" xmlns:m="http://schemas.openxmlformats.org/officeDocument/2006/math" xmlns:v="urn:schemas-microsoft-com:vml" xmlns:wp14="http://schemas.microsoft.com/office/word/2010/wordprocessingDrawing" xmlns:wp="http://schemas.openxmlformats.org/drawingml/2006/wordprocessingDrawing" xmlns:w10="urn:schemas-microsoft-com:office:word" xmlns:w="http://schemas.openxmlformats.org/wordprocessingml/2006/main" xmlns:w14="http://schemas.microsoft.com/office/word/2010/wordml" xmlns:w15="http://schemas.microsoft.com/office/word/2012/wordml" xmlns:w16cex="http://schemas.microsoft.com/office/word/2018/wordml/cex" xmlns:w16cid="http://schemas.microsoft.com/office/word/2016/wordml/cid" xmlns:w16="http://schemas.microsoft.com/office/word/2018/wordml" xmlns:w16du="http://schemas.microsoft.com/office/word/2023/wordml/word16du" xmlns:w16sdtdh="http://schemas.microsoft.com/office/word/2020/wordml/sdtdatahash" xmlns:w16sdtfl="http://schemas.microsoft.com/office/word/2024/wordml/sdtformatlock" xmlns:w16se="http://schemas.microsoft.com/office/word/2015/wordml/symex" xmlns:wpg="http://schemas.microsoft.com/office/word/2010/wordprocessingGroup" xmlns:wpi="http://schemas.microsoft.com/office/word/2010/wordprocessingInk" xmlns:wne="http://schemas.microsoft.com/office/word/2006/wordml" xmlns:wps="http://schemas.microsoft.com/office/word/2010/wordprocessingShape" mc:Ignorable="w14 w15 w16se w16cid w16 w16cex w16sdtdh w16sdtfl w16du wp14">
   <w:body>
     <w:p>
       <w:pPr>
@@ -92,13 +92,8 @@
           </w:tcPr>
           <w:p>
             <w:pPr>
-              <w:tabs>
-                <w:tab w:val="center" w:pos="4153"/>
-                <w:tab w:val="right" w:pos="8306"/>
-              </w:tabs>
-              <w:rPr>
-                <w:rFonts w:ascii="Trebuchet MS" w:hAnsi="Trebuchet MS"/>
-                <w:bCs/>
+              <w:rPr>
+                <w:rFonts w:ascii="Trebuchet MS" w:hAnsi="Trebuchet MS"/>
                 <w:sz w:val="20"/>
                 <w:szCs w:val="20"/>
               </w:rPr>
@@ -314,7 +309,15 @@
                 <w:sz w:val="20"/>
                 <w:szCs w:val="20"/>
               </w:rPr>
-              <w:t>4LK/5</w:t>
+              <w:t xml:space="preserve">4LK / </w:t>
+            </w:r>
+            <w:r>
+              <w:rPr>
+                <w:rFonts w:ascii="Trebuchet MS" w:hAnsi="Trebuchet MS"/>
+                <w:sz w:val="20"/>
+                <w:szCs w:val="20"/>
+              </w:rPr>
+              <w:t>5</w:t>
             </w:r>
           </w:p>
         </w:tc>
@@ -491,15 +494,7 @@
                 <w:sz w:val="20"/>
                 <w:szCs w:val="20"/>
               </w:rPr>
-              <w:t>A2.1 Statiske beregninger</w:t>
-            </w:r>
-            <w:r>
-              <w:rPr>
-                <w:rFonts w:ascii="Trebuchet MS" w:hAnsi="Trebuchet MS"/>
-                <w:sz w:val="20"/>
-                <w:szCs w:val="20"/>
-              </w:rPr>
-              <w:t>, navn og dato</w:t>
+              <w:t>Nummerering af opstalter</w:t>
             </w:r>
           </w:p>
         </w:tc>
@@ -515,6 +510,14 @@
                 <w:szCs w:val="20"/>
               </w:rPr>
             </w:pPr>
+            <w:r>
+              <w:rPr>
+                <w:rFonts w:ascii="Trebuchet MS" w:hAnsi="Trebuchet MS"/>
+                <w:sz w:val="20"/>
+                <w:szCs w:val="20"/>
+              </w:rPr>
+              <w:t>08.XX</w:t>
+            </w:r>
           </w:p>
         </w:tc>
       </w:tr>
@@ -540,7 +543,7 @@
                 <w:sz w:val="20"/>
                 <w:szCs w:val="20"/>
               </w:rPr>
-              <w:t>B1.1 Statisk projektredegørelse, navn og dato</w:t>
+              <w:t>Afstand mellem elementer og væg</w:t>
             </w:r>
           </w:p>
         </w:tc>
@@ -556,6 +559,22 @@
                 <w:szCs w:val="20"/>
               </w:rPr>
             </w:pPr>
+            <w:r>
+              <w:rPr>
+                <w:rFonts w:ascii="Trebuchet MS" w:hAnsi="Trebuchet MS"/>
+                <w:sz w:val="20"/>
+                <w:szCs w:val="20"/>
+              </w:rPr>
+              <w:t xml:space="preserve"> </w:t>
+            </w:r>
+            <w:r>
+              <w:rPr>
+                <w:rFonts w:ascii="Trebuchet MS" w:hAnsi="Trebuchet MS"/>
+                <w:sz w:val="20"/>
+                <w:szCs w:val="20"/>
+              </w:rPr>
+              <w:t>mm</w:t>
+            </w:r>
           </w:p>
         </w:tc>
       </w:tr>
@@ -581,7 +600,7 @@
                 <w:sz w:val="20"/>
                 <w:szCs w:val="20"/>
               </w:rPr>
-              <w:t>Nummerering af opstalter</w:t>
+              <w:t>Konsekvensklasse</w:t>
             </w:r>
           </w:p>
         </w:tc>
@@ -603,15 +622,7 @@
                 <w:sz w:val="20"/>
                 <w:szCs w:val="20"/>
               </w:rPr>
-              <w:t>08.</w:t>
-            </w:r>
-            <w:r>
-              <w:rPr>
-                <w:rFonts w:ascii="Trebuchet MS" w:hAnsi="Trebuchet MS"/>
-                <w:sz w:val="20"/>
-                <w:szCs w:val="20"/>
-              </w:rPr>
-              <w:t>XX</w:t>
+              <w:t>CC</w:t>
             </w:r>
           </w:p>
         </w:tc>
@@ -638,7 +649,7 @@
                 <w:sz w:val="20"/>
                 <w:szCs w:val="20"/>
               </w:rPr>
-              <w:t>Afstand mellem elementer og væg</w:t>
+              <w:t>Konstruktionsklasse</w:t>
             </w:r>
           </w:p>
         </w:tc>
@@ -660,15 +671,7 @@
                 <w:sz w:val="20"/>
                 <w:szCs w:val="20"/>
               </w:rPr>
-              <w:t xml:space="preserve"> </w:t>
-            </w:r>
-            <w:r>
-              <w:rPr>
-                <w:rFonts w:ascii="Trebuchet MS" w:hAnsi="Trebuchet MS"/>
-                <w:sz w:val="20"/>
-                <w:szCs w:val="20"/>
-              </w:rPr>
-              <w:t>mm</w:t>
+              <w:t>KK</w:t>
             </w:r>
           </w:p>
         </w:tc>
@@ -695,7 +698,7 @@
                 <w:sz w:val="20"/>
                 <w:szCs w:val="20"/>
               </w:rPr>
-              <w:t>Konsekvensklasse</w:t>
+              <w:t>Kontrolklasse</w:t>
             </w:r>
           </w:p>
         </w:tc>
@@ -717,7 +720,7 @@
                 <w:sz w:val="20"/>
                 <w:szCs w:val="20"/>
               </w:rPr>
-              <w:t>CC</w:t>
+              <w:t>Normal / Høj</w:t>
             </w:r>
           </w:p>
         </w:tc>
@@ -744,7 +747,7 @@
                 <w:sz w:val="20"/>
                 <w:szCs w:val="20"/>
               </w:rPr>
-              <w:t>Konstruktionsklasse</w:t>
+              <w:t>Eksponeringsklasse</w:t>
             </w:r>
           </w:p>
         </w:tc>
@@ -766,7 +769,7 @@
                 <w:sz w:val="20"/>
                 <w:szCs w:val="20"/>
               </w:rPr>
-              <w:t>KK</w:t>
+              <w:t>EXC</w:t>
             </w:r>
           </w:p>
         </w:tc>
@@ -793,7 +796,15 @@
                 <w:sz w:val="20"/>
                 <w:szCs w:val="20"/>
               </w:rPr>
-              <w:t>Kontrolklasse</w:t>
+              <w:t>Miljø</w:t>
+            </w:r>
+            <w:r>
+              <w:rPr>
+                <w:rFonts w:ascii="Trebuchet MS" w:hAnsi="Trebuchet MS"/>
+                <w:sz w:val="20"/>
+                <w:szCs w:val="20"/>
+              </w:rPr>
+              <w:t>påvirkning</w:t>
             </w:r>
           </w:p>
         </w:tc>
@@ -815,15 +826,7 @@
                 <w:sz w:val="20"/>
                 <w:szCs w:val="20"/>
               </w:rPr>
-              <w:t>Normal</w:t>
-            </w:r>
-            <w:r>
-              <w:rPr>
-                <w:rFonts w:ascii="Trebuchet MS" w:hAnsi="Trebuchet MS"/>
-                <w:sz w:val="20"/>
-                <w:szCs w:val="20"/>
-              </w:rPr>
-              <w:t>/lempet/skærpet</w:t>
+              <w:t>Passiv / Moderat / Aggressiv / Ekstra aggressiv</w:t>
             </w:r>
           </w:p>
         </w:tc>
@@ -850,7 +853,7 @@
                 <w:sz w:val="20"/>
                 <w:szCs w:val="20"/>
               </w:rPr>
-              <w:t>Eksponeringsklasse</w:t>
+              <w:t>Anvendelse</w:t>
             </w:r>
           </w:p>
         </w:tc>
@@ -872,15 +875,7 @@
                 <w:sz w:val="20"/>
                 <w:szCs w:val="20"/>
               </w:rPr>
-              <w:t>XC</w:t>
-            </w:r>
-            <w:r>
-              <w:rPr>
-                <w:rFonts w:ascii="Trebuchet MS" w:hAnsi="Trebuchet MS"/>
-                <w:sz w:val="20"/>
-                <w:szCs w:val="20"/>
-              </w:rPr>
-              <w:t>?</w:t>
+              <w:t>Bolig / Erhverv</w:t>
             </w:r>
           </w:p>
         </w:tc>
@@ -907,7 +902,7 @@
                 <w:sz w:val="20"/>
                 <w:szCs w:val="20"/>
               </w:rPr>
-              <w:t>Udførelsesklasse</w:t>
+              <w:t>Nyttelastkategori</w:t>
             </w:r>
           </w:p>
         </w:tc>
@@ -923,22 +918,6 @@
                 <w:szCs w:val="20"/>
               </w:rPr>
             </w:pPr>
-            <w:r>
-              <w:rPr>
-                <w:rFonts w:ascii="Trebuchet MS" w:hAnsi="Trebuchet MS"/>
-                <w:sz w:val="20"/>
-                <w:szCs w:val="20"/>
-              </w:rPr>
-              <w:t>EXC</w:t>
-            </w:r>
-            <w:r>
-              <w:rPr>
-                <w:rFonts w:ascii="Trebuchet MS" w:hAnsi="Trebuchet MS"/>
-                <w:sz w:val="20"/>
-                <w:szCs w:val="20"/>
-              </w:rPr>
-              <w:t>?</w:t>
-            </w:r>
           </w:p>
         </w:tc>
       </w:tr>
@@ -964,15 +943,7 @@
                 <w:sz w:val="20"/>
                 <w:szCs w:val="20"/>
               </w:rPr>
-              <w:t>Miljø</w:t>
-            </w:r>
-            <w:r>
-              <w:rPr>
-                <w:rFonts w:ascii="Trebuchet MS" w:hAnsi="Trebuchet MS"/>
-                <w:sz w:val="20"/>
-                <w:szCs w:val="20"/>
-              </w:rPr>
-              <w:t>påvirkning</w:t>
+              <w:t>Nyttelast</w:t>
             </w:r>
           </w:p>
         </w:tc>
@@ -994,15 +965,16 @@
                 <w:sz w:val="20"/>
                 <w:szCs w:val="20"/>
               </w:rPr>
-              <w:t>Passiv</w:t>
-            </w:r>
-            <w:r>
-              <w:rPr>
-                <w:rFonts w:ascii="Trebuchet MS" w:hAnsi="Trebuchet MS"/>
-                <w:sz w:val="20"/>
-                <w:szCs w:val="20"/>
-              </w:rPr>
-              <w:t>/Moderat/Aggressiv/EA</w:t>
+              <w:t>3 / 5 kN/m</w:t>
+            </w:r>
+            <w:r>
+              <w:rPr>
+                <w:rFonts w:ascii="Trebuchet MS" w:hAnsi="Trebuchet MS"/>
+                <w:sz w:val="20"/>
+                <w:szCs w:val="20"/>
+                <w:vertAlign w:val="superscript"/>
+              </w:rPr>
+              <w:t>2</w:t>
             </w:r>
           </w:p>
         </w:tc>
@@ -1029,7 +1001,7 @@
                 <w:sz w:val="20"/>
                 <w:szCs w:val="20"/>
               </w:rPr>
-              <w:t>Anvendelse</w:t>
+              <w:t>Brandkrav</w:t>
             </w:r>
           </w:p>
         </w:tc>
@@ -1051,195 +1023,7 @@
                 <w:sz w:val="20"/>
                 <w:szCs w:val="20"/>
               </w:rPr>
-              <w:t>Bolig/</w:t>
-            </w:r>
-            <w:r>
-              <w:rPr>
-                <w:rFonts w:ascii="Trebuchet MS" w:hAnsi="Trebuchet MS"/>
-                <w:sz w:val="20"/>
-                <w:szCs w:val="20"/>
-              </w:rPr>
-              <w:t>Erhverv</w:t>
-            </w:r>
-          </w:p>
-        </w:tc>
-      </w:tr>
-      <w:tr>
-        <w:trPr>
-          <w:jc w:val="center"/>
-        </w:trPr>
-        <w:tc>
-          <w:tcPr>
-            <w:tcW w:w="3964" w:type="dxa"/>
-          </w:tcPr>
-          <w:p>
-            <w:pPr>
-              <w:rPr>
-                <w:rFonts w:ascii="Trebuchet MS" w:hAnsi="Trebuchet MS"/>
-                <w:sz w:val="20"/>
-                <w:szCs w:val="20"/>
-              </w:rPr>
-            </w:pPr>
-            <w:r>
-              <w:rPr>
-                <w:rFonts w:ascii="Trebuchet MS" w:hAnsi="Trebuchet MS"/>
-                <w:sz w:val="20"/>
-                <w:szCs w:val="20"/>
-              </w:rPr>
-              <w:t>Nyttelastkategori</w:t>
-            </w:r>
-          </w:p>
-        </w:tc>
-        <w:tc>
-          <w:tcPr>
-            <w:tcW w:w="4395" w:type="dxa"/>
-          </w:tcPr>
-          <w:p>
-            <w:pPr>
-              <w:rPr>
-                <w:rFonts w:ascii="Trebuchet MS" w:hAnsi="Trebuchet MS"/>
-                <w:sz w:val="20"/>
-                <w:szCs w:val="20"/>
-              </w:rPr>
-            </w:pPr>
-          </w:p>
-        </w:tc>
-      </w:tr>
-      <w:tr>
-        <w:trPr>
-          <w:jc w:val="center"/>
-        </w:trPr>
-        <w:tc>
-          <w:tcPr>
-            <w:tcW w:w="3964" w:type="dxa"/>
-          </w:tcPr>
-          <w:p>
-            <w:pPr>
-              <w:rPr>
-                <w:rFonts w:ascii="Trebuchet MS" w:hAnsi="Trebuchet MS"/>
-                <w:sz w:val="20"/>
-                <w:szCs w:val="20"/>
-              </w:rPr>
-            </w:pPr>
-            <w:r>
-              <w:rPr>
-                <w:rFonts w:ascii="Trebuchet MS" w:hAnsi="Trebuchet MS"/>
-                <w:sz w:val="20"/>
-                <w:szCs w:val="20"/>
-              </w:rPr>
-              <w:t>Nyttelast</w:t>
-            </w:r>
-          </w:p>
-        </w:tc>
-        <w:tc>
-          <w:tcPr>
-            <w:tcW w:w="4395" w:type="dxa"/>
-          </w:tcPr>
-          <w:p>
-            <w:pPr>
-              <w:rPr>
-                <w:rFonts w:ascii="Trebuchet MS" w:hAnsi="Trebuchet MS"/>
-                <w:sz w:val="20"/>
-                <w:szCs w:val="20"/>
-              </w:rPr>
-            </w:pPr>
-            <w:r>
-              <w:rPr>
-                <w:rFonts w:ascii="Trebuchet MS" w:hAnsi="Trebuchet MS"/>
-                <w:sz w:val="20"/>
-                <w:szCs w:val="20"/>
-              </w:rPr>
-              <w:t>3/</w:t>
-            </w:r>
-            <w:r>
-              <w:rPr>
-                <w:rFonts w:ascii="Trebuchet MS" w:hAnsi="Trebuchet MS"/>
-                <w:sz w:val="20"/>
-                <w:szCs w:val="20"/>
-              </w:rPr>
-              <w:t>5</w:t>
-            </w:r>
-            <w:r>
-              <w:rPr>
-                <w:rFonts w:ascii="Trebuchet MS" w:hAnsi="Trebuchet MS"/>
-                <w:sz w:val="20"/>
-                <w:szCs w:val="20"/>
-              </w:rPr>
-              <w:t xml:space="preserve"> kN/m</w:t>
-            </w:r>
-            <w:r>
-              <w:rPr>
-                <w:rFonts w:ascii="Trebuchet MS" w:hAnsi="Trebuchet MS"/>
-                <w:sz w:val="20"/>
-                <w:szCs w:val="20"/>
-                <w:vertAlign w:val="superscript"/>
-              </w:rPr>
-              <w:t>2</w:t>
-            </w:r>
-          </w:p>
-        </w:tc>
-      </w:tr>
-      <w:tr>
-        <w:trPr>
-          <w:jc w:val="center"/>
-        </w:trPr>
-        <w:tc>
-          <w:tcPr>
-            <w:tcW w:w="3964" w:type="dxa"/>
-          </w:tcPr>
-          <w:p>
-            <w:pPr>
-              <w:rPr>
-                <w:rFonts w:ascii="Trebuchet MS" w:hAnsi="Trebuchet MS"/>
-                <w:sz w:val="20"/>
-                <w:szCs w:val="20"/>
-              </w:rPr>
-            </w:pPr>
-            <w:r>
-              <w:rPr>
-                <w:rFonts w:ascii="Trebuchet MS" w:hAnsi="Trebuchet MS"/>
-                <w:sz w:val="20"/>
-                <w:szCs w:val="20"/>
-              </w:rPr>
-              <w:t>Brandkrav</w:t>
-            </w:r>
-          </w:p>
-        </w:tc>
-        <w:tc>
-          <w:tcPr>
-            <w:tcW w:w="4395" w:type="dxa"/>
-          </w:tcPr>
-          <w:p>
-            <w:pPr>
-              <w:rPr>
-                <w:rFonts w:ascii="Trebuchet MS" w:hAnsi="Trebuchet MS"/>
-                <w:sz w:val="20"/>
-                <w:szCs w:val="20"/>
-              </w:rPr>
-            </w:pPr>
-            <w:r>
-              <w:rPr>
-                <w:rFonts w:ascii="Trebuchet MS" w:hAnsi="Trebuchet MS"/>
-                <w:sz w:val="20"/>
-                <w:szCs w:val="20"/>
-              </w:rPr>
-              <w:t>R</w:t>
-            </w:r>
-            <w:r>
-              <w:rPr>
-                <w:rFonts w:ascii="Trebuchet MS" w:hAnsi="Trebuchet MS"/>
-                <w:sz w:val="20"/>
-                <w:szCs w:val="20"/>
-              </w:rPr>
-              <w:t>30</w:t>
-            </w:r>
-            <w:r>
-              <w:rPr>
-                <w:rFonts w:ascii="Trebuchet MS" w:hAnsi="Trebuchet MS"/>
-                <w:sz w:val="20"/>
-                <w:szCs w:val="20"/>
-              </w:rPr>
-              <w:t>/R60</w:t>
+              <w:t>R30 / R60</w:t>
             </w:r>
           </w:p>
         </w:tc>
@@ -1510,8 +1294,80 @@
                 <w:sz w:val="20"/>
                 <w:szCs w:val="20"/>
               </w:rPr>
-              <w:t>Meget tynde/tykke elementer?</w:t>
-            </w:r>
+              <w:t>Noter</w:t>
+            </w:r>
+          </w:p>
+          <w:p>
+            <w:pPr>
+              <w:rPr>
+                <w:rFonts w:ascii="Trebuchet MS" w:hAnsi="Trebuchet MS"/>
+                <w:sz w:val="20"/>
+                <w:szCs w:val="20"/>
+              </w:rPr>
+            </w:pPr>
+          </w:p>
+          <w:p>
+            <w:pPr>
+              <w:rPr>
+                <w:rFonts w:ascii="Trebuchet MS" w:hAnsi="Trebuchet MS"/>
+                <w:sz w:val="20"/>
+                <w:szCs w:val="20"/>
+              </w:rPr>
+            </w:pPr>
+          </w:p>
+          <w:p>
+            <w:pPr>
+              <w:rPr>
+                <w:rFonts w:ascii="Trebuchet MS" w:hAnsi="Trebuchet MS"/>
+                <w:sz w:val="20"/>
+                <w:szCs w:val="20"/>
+              </w:rPr>
+            </w:pPr>
+          </w:p>
+          <w:p>
+            <w:pPr>
+              <w:rPr>
+                <w:rFonts w:ascii="Trebuchet MS" w:hAnsi="Trebuchet MS"/>
+                <w:sz w:val="20"/>
+                <w:szCs w:val="20"/>
+              </w:rPr>
+            </w:pPr>
+          </w:p>
+          <w:p>
+            <w:pPr>
+              <w:rPr>
+                <w:rFonts w:ascii="Trebuchet MS" w:hAnsi="Trebuchet MS"/>
+                <w:sz w:val="20"/>
+                <w:szCs w:val="20"/>
+              </w:rPr>
+            </w:pPr>
+          </w:p>
+          <w:p>
+            <w:pPr>
+              <w:rPr>
+                <w:rFonts w:ascii="Trebuchet MS" w:hAnsi="Trebuchet MS"/>
+                <w:sz w:val="20"/>
+                <w:szCs w:val="20"/>
+              </w:rPr>
+            </w:pPr>
+          </w:p>
+          <w:p>
+            <w:pPr>
+              <w:rPr>
+                <w:rFonts w:ascii="Trebuchet MS" w:hAnsi="Trebuchet MS"/>
+                <w:sz w:val="20"/>
+                <w:szCs w:val="20"/>
+              </w:rPr>
+            </w:pPr>
+          </w:p>
+          <w:p>
+            <w:pPr>
+              <w:rPr>
+                <w:rFonts w:ascii="Trebuchet MS" w:hAnsi="Trebuchet MS"/>
+                <w:sz w:val="20"/>
+                <w:szCs w:val="20"/>
+              </w:rPr>
+            </w:pPr>
           </w:p>
         </w:tc>
         <w:tc>
@@ -1529,6 +1385,70 @@
           </w:p>
         </w:tc>
       </w:tr>
+    </w:tbl>
+    <w:p>
+      <w:pPr>
+        <w:rPr>
+          <w:rFonts w:ascii="Trebuchet MS" w:hAnsi="Trebuchet MS"/>
+          <w:sz w:val="20"/>
+          <w:szCs w:val="20"/>
+        </w:rPr>
+      </w:pPr>
+    </w:p>
+    <w:tbl>
+      <w:tblPr>
+        <w:tblStyle w:val="Tabel-Gitter"/>
+        <w:tblW w:w="0" w:type="auto"/>
+        <w:jc w:val="center"/>
+        <w:tblLook w:val="04A0" w:firstRow="1" w:lastRow="0" w:firstColumn="1" w:lastColumn="0" w:noHBand="0" w:noVBand="1"/>
+      </w:tblPr>
+      <w:tblGrid>
+        <w:gridCol w:w="3964"/>
+        <w:gridCol w:w="4395"/>
+      </w:tblGrid>
+      <w:tr>
+        <w:trPr>
+          <w:jc w:val="center"/>
+        </w:trPr>
+        <w:tc>
+          <w:tcPr>
+            <w:tcW w:w="8359" w:type="dxa"/>
+            <w:gridSpan w:val="2"/>
+            <w:shd w:val="clear" w:color="auto" w:fill="D9D9D9" w:themeFill="background1" w:themeFillShade="D9"/>
+          </w:tcPr>
+          <w:p>
+            <w:pPr>
+              <w:rPr>
+                <w:rFonts w:ascii="Trebuchet MS" w:hAnsi="Trebuchet MS"/>
+                <w:b/>
+                <w:bCs/>
+                <w:sz w:val="20"/>
+                <w:szCs w:val="20"/>
+              </w:rPr>
+            </w:pPr>
+            <w:r>
+              <w:rPr>
+                <w:rFonts w:ascii="Trebuchet MS" w:hAnsi="Trebuchet MS"/>
+                <w:b/>
+                <w:bCs/>
+                <w:sz w:val="20"/>
+                <w:szCs w:val="20"/>
+              </w:rPr>
+              <w:t>Gelænder</w:t>
+            </w:r>
+            <w:r>
+              <w:rPr>
+                <w:rFonts w:ascii="Trebuchet MS" w:hAnsi="Trebuchet MS"/>
+                <w:b/>
+                <w:bCs/>
+                <w:sz w:val="20"/>
+                <w:szCs w:val="20"/>
+              </w:rPr>
+              <w:t xml:space="preserve"> (udfyldes kun hvis der er solgt gelænder på sagen)</w:t>
+            </w:r>
+          </w:p>
+        </w:tc>
+      </w:tr>
       <w:tr>
         <w:trPr>
           <w:jc w:val="center"/>
@@ -1551,7 +1471,7 @@
                 <w:sz w:val="20"/>
                 <w:szCs w:val="20"/>
               </w:rPr>
-              <w:t>Meget lange elementer (&gt;5m)?</w:t>
+              <w:t>Konstruktionsafsnit, nummer og navn</w:t>
             </w:r>
           </w:p>
         </w:tc>
@@ -1592,80 +1512,8 @@
                 <w:sz w:val="20"/>
                 <w:szCs w:val="20"/>
               </w:rPr>
-              <w:t>Noter</w:t>
-            </w:r>
-          </w:p>
-          <w:p>
-            <w:pPr>
-              <w:rPr>
-                <w:rFonts w:ascii="Trebuchet MS" w:hAnsi="Trebuchet MS"/>
-                <w:sz w:val="20"/>
-                <w:szCs w:val="20"/>
-              </w:rPr>
-            </w:pPr>
-          </w:p>
-          <w:p>
-            <w:pPr>
-              <w:rPr>
-                <w:rFonts w:ascii="Trebuchet MS" w:hAnsi="Trebuchet MS"/>
-                <w:sz w:val="20"/>
-                <w:szCs w:val="20"/>
-              </w:rPr>
-            </w:pPr>
-          </w:p>
-          <w:p>
-            <w:pPr>
-              <w:rPr>
-                <w:rFonts w:ascii="Trebuchet MS" w:hAnsi="Trebuchet MS"/>
-                <w:sz w:val="20"/>
-                <w:szCs w:val="20"/>
-              </w:rPr>
-            </w:pPr>
-          </w:p>
-          <w:p>
-            <w:pPr>
-              <w:rPr>
-                <w:rFonts w:ascii="Trebuchet MS" w:hAnsi="Trebuchet MS"/>
-                <w:sz w:val="20"/>
-                <w:szCs w:val="20"/>
-              </w:rPr>
-            </w:pPr>
-          </w:p>
-          <w:p>
-            <w:pPr>
-              <w:rPr>
-                <w:rFonts w:ascii="Trebuchet MS" w:hAnsi="Trebuchet MS"/>
-                <w:sz w:val="20"/>
-                <w:szCs w:val="20"/>
-              </w:rPr>
-            </w:pPr>
-          </w:p>
-          <w:p>
-            <w:pPr>
-              <w:rPr>
-                <w:rFonts w:ascii="Trebuchet MS" w:hAnsi="Trebuchet MS"/>
-                <w:sz w:val="20"/>
-                <w:szCs w:val="20"/>
-              </w:rPr>
-            </w:pPr>
-          </w:p>
-          <w:p>
-            <w:pPr>
-              <w:rPr>
-                <w:rFonts w:ascii="Trebuchet MS" w:hAnsi="Trebuchet MS"/>
-                <w:sz w:val="20"/>
-                <w:szCs w:val="20"/>
-              </w:rPr>
-            </w:pPr>
-          </w:p>
-          <w:p>
-            <w:pPr>
-              <w:rPr>
-                <w:rFonts w:ascii="Trebuchet MS" w:hAnsi="Trebuchet MS"/>
-                <w:sz w:val="20"/>
-                <w:szCs w:val="20"/>
-              </w:rPr>
-            </w:pPr>
+              <w:t>Gelændertype</w:t>
+            </w:r>
           </w:p>
         </w:tc>
         <w:tc>
@@ -1680,6 +1528,63 @@
                 <w:szCs w:val="20"/>
               </w:rPr>
             </w:pPr>
+          </w:p>
+        </w:tc>
+      </w:tr>
+      <w:tr>
+        <w:trPr>
+          <w:jc w:val="center"/>
+        </w:trPr>
+        <w:tc>
+          <w:tcPr>
+            <w:tcW w:w="3964" w:type="dxa"/>
+          </w:tcPr>
+          <w:p>
+            <w:pPr>
+              <w:rPr>
+                <w:rFonts w:ascii="Trebuchet MS" w:hAnsi="Trebuchet MS"/>
+                <w:sz w:val="20"/>
+                <w:szCs w:val="20"/>
+              </w:rPr>
+            </w:pPr>
+            <w:r>
+              <w:rPr>
+                <w:rFonts w:ascii="Trebuchet MS" w:hAnsi="Trebuchet MS"/>
+                <w:sz w:val="20"/>
+                <w:szCs w:val="20"/>
+              </w:rPr>
+              <w:t>Vandret last</w:t>
+            </w:r>
+          </w:p>
+        </w:tc>
+        <w:tc>
+          <w:tcPr>
+            <w:tcW w:w="4395" w:type="dxa"/>
+          </w:tcPr>
+          <w:p>
+            <w:pPr>
+              <w:rPr>
+                <w:rFonts w:ascii="Trebuchet MS" w:hAnsi="Trebuchet MS"/>
+                <w:sz w:val="20"/>
+                <w:szCs w:val="20"/>
+              </w:rPr>
+            </w:pPr>
+            <w:r>
+              <w:rPr>
+                <w:rFonts w:ascii="Trebuchet MS" w:hAnsi="Trebuchet MS"/>
+                <w:sz w:val="20"/>
+                <w:szCs w:val="20"/>
+              </w:rPr>
+              <w:t xml:space="preserve"> </w:t>
+            </w:r>
+            <w:r>
+              <w:rPr>
+                <w:rFonts w:ascii="Trebuchet MS" w:hAnsi="Trebuchet MS"/>
+                <w:sz w:val="20"/>
+                <w:szCs w:val="20"/>
+              </w:rPr>
+              <w:t>kN/m</w:t>
+            </w:r>
           </w:p>
         </w:tc>
       </w:tr>
@@ -1955,6 +1860,7 @@
           </w:tcPr>
           <w:p>
             <w:pPr>
+              <w:jc w:val="center"/>
               <w:rPr>
                 <w:rFonts w:ascii="Trebuchet MS" w:hAnsi="Trebuchet MS"/>
                 <w:sz w:val="20"/>
@@ -1969,6 +1875,7 @@
           </w:tcPr>
           <w:p>
             <w:pPr>
+              <w:jc w:val="center"/>
               <w:rPr>
                 <w:rFonts w:ascii="Trebuchet MS" w:hAnsi="Trebuchet MS"/>
                 <w:sz w:val="20"/>
@@ -2031,6 +1938,7 @@
           </w:tcPr>
           <w:p>
             <w:pPr>
+              <w:jc w:val="center"/>
               <w:rPr>
                 <w:rFonts w:ascii="Trebuchet MS" w:hAnsi="Trebuchet MS"/>
                 <w:sz w:val="20"/>
@@ -2045,6 +1953,7 @@
           </w:tcPr>
           <w:p>
             <w:pPr>
+              <w:jc w:val="center"/>
               <w:rPr>
                 <w:rFonts w:ascii="Trebuchet MS" w:hAnsi="Trebuchet MS"/>
                 <w:sz w:val="20"/>
@@ -2107,6 +2016,7 @@
           </w:tcPr>
           <w:p>
             <w:pPr>
+              <w:jc w:val="center"/>
               <w:rPr>
                 <w:rFonts w:ascii="Trebuchet MS" w:hAnsi="Trebuchet MS"/>
                 <w:sz w:val="20"/>
@@ -2121,6 +2031,7 @@
           </w:tcPr>
           <w:p>
             <w:pPr>
+              <w:jc w:val="center"/>
               <w:rPr>
                 <w:rFonts w:ascii="Trebuchet MS" w:hAnsi="Trebuchet MS"/>
                 <w:sz w:val="20"/>
@@ -2183,6 +2094,7 @@
           </w:tcPr>
           <w:p>
             <w:pPr>
+              <w:jc w:val="center"/>
               <w:rPr>
                 <w:rFonts w:ascii="Trebuchet MS" w:hAnsi="Trebuchet MS"/>
                 <w:sz w:val="20"/>
@@ -2197,6 +2109,7 @@
           </w:tcPr>
           <w:p>
             <w:pPr>
+              <w:jc w:val="center"/>
               <w:rPr>
                 <w:rFonts w:ascii="Trebuchet MS" w:hAnsi="Trebuchet MS"/>
                 <w:sz w:val="20"/>
@@ -2230,6 +2143,7 @@
           </w:tcPr>
           <w:p>
             <w:pPr>
+              <w:jc w:val="center"/>
               <w:rPr>
                 <w:rFonts w:ascii="Trebuchet MS" w:hAnsi="Trebuchet MS"/>
                 <w:sz w:val="20"/>
@@ -2258,6 +2172,7 @@
           </w:tcPr>
           <w:p>
             <w:pPr>
+              <w:jc w:val="center"/>
               <w:rPr>
                 <w:rFonts w:ascii="Trebuchet MS" w:hAnsi="Trebuchet MS"/>
                 <w:sz w:val="20"/>
@@ -2272,6 +2187,7 @@
           </w:tcPr>
           <w:p>
             <w:pPr>
+              <w:jc w:val="center"/>
               <w:rPr>
                 <w:rFonts w:ascii="Trebuchet MS" w:hAnsi="Trebuchet MS"/>
                 <w:sz w:val="20"/>
@@ -2305,6 +2221,7 @@
           </w:tcPr>
           <w:p>
             <w:pPr>
+              <w:jc w:val="center"/>
               <w:rPr>
                 <w:rFonts w:ascii="Trebuchet MS" w:hAnsi="Trebuchet MS"/>
                 <w:sz w:val="20"/>
@@ -2333,6 +2250,7 @@
           </w:tcPr>
           <w:p>
             <w:pPr>
+              <w:jc w:val="center"/>
               <w:rPr>
                 <w:rFonts w:ascii="Trebuchet MS" w:hAnsi="Trebuchet MS"/>
                 <w:sz w:val="20"/>
@@ -2347,6 +2265,7 @@
           </w:tcPr>
           <w:p>
             <w:pPr>
+              <w:jc w:val="center"/>
               <w:rPr>
                 <w:rFonts w:ascii="Trebuchet MS" w:hAnsi="Trebuchet MS"/>
                 <w:sz w:val="20"/>
@@ -2380,6 +2299,7 @@
           </w:tcPr>
           <w:p>
             <w:pPr>
+              <w:jc w:val="center"/>
               <w:rPr>
                 <w:rFonts w:ascii="Trebuchet MS" w:hAnsi="Trebuchet MS"/>
                 <w:sz w:val="20"/>
@@ -2408,6 +2328,7 @@
           </w:tcPr>
           <w:p>
             <w:pPr>
+              <w:jc w:val="center"/>
               <w:rPr>
                 <w:rFonts w:ascii="Trebuchet MS" w:hAnsi="Trebuchet MS"/>
                 <w:sz w:val="20"/>
@@ -2422,6 +2343,7 @@
           </w:tcPr>
           <w:p>
             <w:pPr>
+              <w:jc w:val="center"/>
               <w:rPr>
                 <w:rFonts w:ascii="Trebuchet MS" w:hAnsi="Trebuchet MS"/>
                 <w:sz w:val="20"/>
@@ -2455,6 +2377,7 @@
           </w:tcPr>
           <w:p>
             <w:pPr>
+              <w:jc w:val="center"/>
               <w:rPr>
                 <w:rFonts w:ascii="Trebuchet MS" w:hAnsi="Trebuchet MS"/>
                 <w:sz w:val="20"/>
@@ -2483,6 +2406,7 @@
           </w:tcPr>
           <w:p>
             <w:pPr>
+              <w:jc w:val="center"/>
               <w:rPr>
                 <w:rFonts w:ascii="Trebuchet MS" w:hAnsi="Trebuchet MS"/>
                 <w:sz w:val="20"/>
@@ -2497,6 +2421,7 @@
           </w:tcPr>
           <w:p>
             <w:pPr>
+              <w:jc w:val="center"/>
               <w:rPr>
                 <w:rFonts w:ascii="Trebuchet MS" w:hAnsi="Trebuchet MS"/>
                 <w:sz w:val="20"/>
@@ -2530,6 +2455,7 @@
           </w:tcPr>
           <w:p>
             <w:pPr>
+              <w:jc w:val="center"/>
               <w:rPr>
                 <w:rFonts w:ascii="Trebuchet MS" w:hAnsi="Trebuchet MS"/>
                 <w:sz w:val="20"/>
@@ -2558,6 +2484,7 @@
           </w:tcPr>
           <w:p>
             <w:pPr>
+              <w:jc w:val="center"/>
               <w:rPr>
                 <w:rFonts w:ascii="Trebuchet MS" w:hAnsi="Trebuchet MS"/>
                 <w:sz w:val="20"/>
@@ -2572,6 +2499,7 @@
           </w:tcPr>
           <w:p>
             <w:pPr>
+              <w:jc w:val="center"/>
               <w:rPr>
                 <w:rFonts w:ascii="Trebuchet MS" w:hAnsi="Trebuchet MS"/>
                 <w:sz w:val="20"/>
@@ -2605,6 +2533,7 @@
           </w:tcPr>
           <w:p>
             <w:pPr>
+              <w:jc w:val="center"/>
               <w:rPr>
                 <w:rFonts w:ascii="Trebuchet MS" w:hAnsi="Trebuchet MS"/>
                 <w:sz w:val="20"/>
@@ -2633,6 +2562,7 @@
           </w:tcPr>
           <w:p>
             <w:pPr>
+              <w:jc w:val="center"/>
               <w:rPr>
                 <w:rFonts w:ascii="Trebuchet MS" w:hAnsi="Trebuchet MS"/>
                 <w:sz w:val="20"/>
@@ -2647,6 +2577,7 @@
           </w:tcPr>
           <w:p>
             <w:pPr>
+              <w:jc w:val="center"/>
               <w:rPr>
                 <w:rFonts w:ascii="Trebuchet MS" w:hAnsi="Trebuchet MS"/>
                 <w:sz w:val="20"/>
@@ -2680,6 +2611,7 @@
           </w:tcPr>
           <w:p>
             <w:pPr>
+              <w:jc w:val="center"/>
               <w:rPr>
                 <w:rFonts w:ascii="Trebuchet MS" w:hAnsi="Trebuchet MS"/>
                 <w:sz w:val="20"/>
@@ -2708,6 +2640,7 @@
           </w:tcPr>
           <w:p>
             <w:pPr>
+              <w:jc w:val="center"/>
               <w:rPr>
                 <w:rFonts w:ascii="Trebuchet MS" w:hAnsi="Trebuchet MS"/>
                 <w:sz w:val="20"/>
@@ -2722,6 +2655,7 @@
           </w:tcPr>
           <w:p>
             <w:pPr>
+              <w:jc w:val="center"/>
               <w:rPr>
                 <w:rFonts w:ascii="Trebuchet MS" w:hAnsi="Trebuchet MS"/>
                 <w:sz w:val="20"/>
@@ -2755,6 +2689,7 @@
           </w:tcPr>
           <w:p>
             <w:pPr>
+              <w:jc w:val="center"/>
               <w:rPr>
                 <w:rFonts w:ascii="Trebuchet MS" w:hAnsi="Trebuchet MS"/>
                 <w:sz w:val="20"/>
@@ -2783,6 +2718,7 @@
           </w:tcPr>
           <w:p>
             <w:pPr>
+              <w:jc w:val="center"/>
               <w:rPr>
                 <w:rFonts w:ascii="Trebuchet MS" w:hAnsi="Trebuchet MS"/>
                 <w:sz w:val="20"/>
@@ -2797,6 +2733,7 @@
           </w:tcPr>
           <w:p>
             <w:pPr>
+              <w:jc w:val="center"/>
               <w:rPr>
                 <w:rFonts w:ascii="Trebuchet MS" w:hAnsi="Trebuchet MS"/>
                 <w:sz w:val="20"/>
@@ -2895,6 +2832,320 @@
           <w:tcPr>
             <w:tcW w:w="2687" w:type="dxa"/>
             <w:shd w:val="clear" w:color="auto" w:fill="D9D9D9" w:themeFill="background1" w:themeFillShade="D9"/>
+          </w:tcPr>
+          <w:p>
+            <w:pPr>
+              <w:rPr>
+                <w:rFonts w:ascii="Trebuchet MS" w:hAnsi="Trebuchet MS"/>
+                <w:sz w:val="20"/>
+                <w:szCs w:val="20"/>
+              </w:rPr>
+            </w:pPr>
+          </w:p>
+        </w:tc>
+      </w:tr>
+    </w:tbl>
+    <w:p/>
+    <w:tbl>
+      <w:tblPr>
+        <w:tblStyle w:val="Tabel-Gitter"/>
+        <w:tblW w:w="0" w:type="auto"/>
+        <w:tblLook w:val="04A0" w:firstRow="1" w:lastRow="0" w:firstColumn="1" w:lastColumn="0" w:noHBand="0" w:noVBand="1"/>
+      </w:tblPr>
+      <w:tblGrid>
+        <w:gridCol w:w="1185"/>
+        <w:gridCol w:w="3063"/>
+        <w:gridCol w:w="5380"/>
+      </w:tblGrid>
+      <w:tr>
+        <w:tc>
+          <w:tcPr>
+            <w:tcW w:w="4248" w:type="dxa"/>
+            <w:gridSpan w:val="2"/>
+            <w:shd w:val="clear" w:color="auto" w:fill="D9D9D9" w:themeFill="background1" w:themeFillShade="D9"/>
+          </w:tcPr>
+          <w:p>
+            <w:pPr>
+              <w:rPr>
+                <w:rFonts w:ascii="Trebuchet MS" w:hAnsi="Trebuchet MS"/>
+                <w:b/>
+                <w:bCs/>
+                <w:sz w:val="20"/>
+                <w:szCs w:val="20"/>
+              </w:rPr>
+            </w:pPr>
+            <w:r>
+              <w:rPr>
+                <w:rFonts w:ascii="Trebuchet MS" w:hAnsi="Trebuchet MS"/>
+                <w:b/>
+                <w:bCs/>
+                <w:sz w:val="20"/>
+                <w:szCs w:val="20"/>
+              </w:rPr>
+              <w:t>Beregnede elementer</w:t>
+            </w:r>
+            <w:r>
+              <w:rPr>
+                <w:rFonts w:ascii="Trebuchet MS" w:hAnsi="Trebuchet MS"/>
+                <w:b/>
+                <w:bCs/>
+                <w:sz w:val="20"/>
+                <w:szCs w:val="20"/>
+              </w:rPr>
+              <w:t xml:space="preserve"> gelænder</w:t>
+            </w:r>
+          </w:p>
+        </w:tc>
+        <w:tc>
+          <w:tcPr>
+            <w:tcW w:w="5380" w:type="dxa"/>
+            <w:shd w:val="clear" w:color="auto" w:fill="D9D9D9" w:themeFill="background1" w:themeFillShade="D9"/>
+          </w:tcPr>
+          <w:p>
+            <w:pPr>
+              <w:rPr>
+                <w:rFonts w:ascii="Trebuchet MS" w:hAnsi="Trebuchet MS"/>
+                <w:b/>
+                <w:bCs/>
+                <w:sz w:val="20"/>
+                <w:szCs w:val="20"/>
+              </w:rPr>
+            </w:pPr>
+          </w:p>
+        </w:tc>
+      </w:tr>
+      <w:tr>
+        <w:tc>
+          <w:tcPr>
+            <w:tcW w:w="1185" w:type="dxa"/>
+          </w:tcPr>
+          <w:p>
+            <w:pPr>
+              <w:rPr>
+                <w:rFonts w:ascii="Trebuchet MS" w:hAnsi="Trebuchet MS"/>
+                <w:sz w:val="20"/>
+                <w:szCs w:val="20"/>
+              </w:rPr>
+            </w:pPr>
+            <w:r>
+              <w:rPr>
+                <w:rFonts w:ascii="Trebuchet MS" w:hAnsi="Trebuchet MS"/>
+                <w:sz w:val="20"/>
+                <w:szCs w:val="20"/>
+              </w:rPr>
+              <w:t>Regnet: (Sæt kryds)</w:t>
+            </w:r>
+          </w:p>
+        </w:tc>
+        <w:tc>
+          <w:tcPr>
+            <w:tcW w:w="3063" w:type="dxa"/>
+          </w:tcPr>
+          <w:p>
+            <w:pPr>
+              <w:rPr>
+                <w:rFonts w:ascii="Trebuchet MS" w:hAnsi="Trebuchet MS"/>
+                <w:sz w:val="20"/>
+                <w:szCs w:val="20"/>
+              </w:rPr>
+            </w:pPr>
+            <w:r>
+              <w:rPr>
+                <w:rFonts w:ascii="Trebuchet MS" w:hAnsi="Trebuchet MS"/>
+                <w:sz w:val="20"/>
+                <w:szCs w:val="20"/>
+              </w:rPr>
+              <w:t>Antal fastgørelser:</w:t>
+            </w:r>
+          </w:p>
+        </w:tc>
+        <w:tc>
+          <w:tcPr>
+            <w:tcW w:w="5380" w:type="dxa"/>
+          </w:tcPr>
+          <w:p>
+            <w:pPr>
+              <w:rPr>
+                <w:rFonts w:ascii="Trebuchet MS" w:hAnsi="Trebuchet MS"/>
+                <w:sz w:val="20"/>
+                <w:szCs w:val="20"/>
+              </w:rPr>
+            </w:pPr>
+            <w:r>
+              <w:rPr>
+                <w:rFonts w:ascii="Trebuchet MS" w:hAnsi="Trebuchet MS"/>
+                <w:sz w:val="20"/>
+                <w:szCs w:val="20"/>
+              </w:rPr>
+              <w:t>Elementnumre:</w:t>
+            </w:r>
+          </w:p>
+        </w:tc>
+      </w:tr>
+      <w:tr>
+        <w:tc>
+          <w:tcPr>
+            <w:tcW w:w="1185" w:type="dxa"/>
+          </w:tcPr>
+          <w:p>
+            <w:pPr>
+              <w:rPr>
+                <w:rFonts w:ascii="Trebuchet MS" w:hAnsi="Trebuchet MS"/>
+                <w:sz w:val="20"/>
+                <w:szCs w:val="20"/>
+              </w:rPr>
+            </w:pPr>
+          </w:p>
+        </w:tc>
+        <w:tc>
+          <w:tcPr>
+            <w:tcW w:w="3063" w:type="dxa"/>
+          </w:tcPr>
+          <w:p>
+            <w:pPr>
+              <w:rPr>
+                <w:rFonts w:ascii="Trebuchet MS" w:hAnsi="Trebuchet MS"/>
+                <w:sz w:val="20"/>
+                <w:szCs w:val="20"/>
+              </w:rPr>
+            </w:pPr>
+          </w:p>
+        </w:tc>
+        <w:tc>
+          <w:tcPr>
+            <w:tcW w:w="5380" w:type="dxa"/>
+          </w:tcPr>
+          <w:p>
+            <w:pPr>
+              <w:rPr>
+                <w:rFonts w:ascii="Trebuchet MS" w:hAnsi="Trebuchet MS"/>
+                <w:sz w:val="20"/>
+                <w:szCs w:val="20"/>
+              </w:rPr>
+            </w:pPr>
+          </w:p>
+        </w:tc>
+      </w:tr>
+      <w:tr>
+        <w:tc>
+          <w:tcPr>
+            <w:tcW w:w="1185" w:type="dxa"/>
+          </w:tcPr>
+          <w:p>
+            <w:pPr>
+              <w:rPr>
+                <w:rFonts w:ascii="Trebuchet MS" w:hAnsi="Trebuchet MS"/>
+                <w:sz w:val="20"/>
+                <w:szCs w:val="20"/>
+              </w:rPr>
+            </w:pPr>
+          </w:p>
+        </w:tc>
+        <w:tc>
+          <w:tcPr>
+            <w:tcW w:w="3063" w:type="dxa"/>
+          </w:tcPr>
+          <w:p>
+            <w:pPr>
+              <w:rPr>
+                <w:rFonts w:ascii="Trebuchet MS" w:hAnsi="Trebuchet MS"/>
+                <w:sz w:val="20"/>
+                <w:szCs w:val="20"/>
+              </w:rPr>
+            </w:pPr>
+          </w:p>
+        </w:tc>
+        <w:tc>
+          <w:tcPr>
+            <w:tcW w:w="5380" w:type="dxa"/>
+          </w:tcPr>
+          <w:p>
+            <w:pPr>
+              <w:rPr>
+                <w:rFonts w:ascii="Trebuchet MS" w:hAnsi="Trebuchet MS"/>
+                <w:sz w:val="20"/>
+                <w:szCs w:val="20"/>
+              </w:rPr>
+            </w:pPr>
+          </w:p>
+        </w:tc>
+      </w:tr>
+      <w:tr>
+        <w:tc>
+          <w:tcPr>
+            <w:tcW w:w="1185" w:type="dxa"/>
+          </w:tcPr>
+          <w:p>
+            <w:pPr>
+              <w:rPr>
+                <w:rFonts w:ascii="Trebuchet MS" w:hAnsi="Trebuchet MS"/>
+                <w:sz w:val="20"/>
+                <w:szCs w:val="20"/>
+              </w:rPr>
+            </w:pPr>
+          </w:p>
+        </w:tc>
+        <w:tc>
+          <w:tcPr>
+            <w:tcW w:w="3063" w:type="dxa"/>
+          </w:tcPr>
+          <w:p>
+            <w:pPr>
+              <w:rPr>
+                <w:rFonts w:ascii="Trebuchet MS" w:hAnsi="Trebuchet MS"/>
+                <w:sz w:val="20"/>
+                <w:szCs w:val="20"/>
+              </w:rPr>
+            </w:pPr>
+          </w:p>
+        </w:tc>
+        <w:tc>
+          <w:tcPr>
+            <w:tcW w:w="5380" w:type="dxa"/>
+          </w:tcPr>
+          <w:p>
+            <w:pPr>
+              <w:rPr>
+                <w:rFonts w:ascii="Trebuchet MS" w:hAnsi="Trebuchet MS"/>
+                <w:sz w:val="20"/>
+                <w:szCs w:val="20"/>
+              </w:rPr>
+            </w:pPr>
+          </w:p>
+        </w:tc>
+      </w:tr>
+      <w:tr>
+        <w:tc>
+          <w:tcPr>
+            <w:tcW w:w="1185" w:type="dxa"/>
+          </w:tcPr>
+          <w:p>
+            <w:pPr>
+              <w:rPr>
+                <w:rFonts w:ascii="Trebuchet MS" w:hAnsi="Trebuchet MS"/>
+                <w:sz w:val="20"/>
+                <w:szCs w:val="20"/>
+              </w:rPr>
+            </w:pPr>
+          </w:p>
+        </w:tc>
+        <w:tc>
+          <w:tcPr>
+            <w:tcW w:w="3063" w:type="dxa"/>
+          </w:tcPr>
+          <w:p>
+            <w:pPr>
+              <w:rPr>
+                <w:rFonts w:ascii="Trebuchet MS" w:hAnsi="Trebuchet MS"/>
+                <w:sz w:val="20"/>
+                <w:szCs w:val="20"/>
+              </w:rPr>
+            </w:pPr>
+          </w:p>
+        </w:tc>
+        <w:tc>
+          <w:tcPr>
+            <w:tcW w:w="5380" w:type="dxa"/>
           </w:tcPr>
           <w:p>
             <w:pPr>
@@ -2921,7 +3172,7 @@
 </file>
 
 <file path=word/endnotes.xml><?xml version="1.0" encoding="utf-8"?>
-<w:endnotes xmlns:wpc="http://schemas.microsoft.com/office/word/2010/wordprocessingCanvas" xmlns:cx="http://schemas.microsoft.com/office/drawing/2014/chartex" xmlns:cx1="http://schemas.microsoft.com/office/drawing/2015/9/8/chartex" xmlns:cx2="http://schemas.microsoft.com/office/drawing/2015/10/21/chartex" xmlns:cx3="http://schemas.microsoft.com/office/drawing/2016/5/9/chartex" xmlns:cx4="http://schemas.microsoft.com/office/drawing/2016/5/10/chartex" xmlns:cx5="http://schemas.microsoft.com/office/drawing/2016/5/11/chartex" xmlns:cx6="http://schemas.microsoft.com/office/drawing/2016/5/12/chartex" xmlns:cx7="http://schemas.microsoft.com/office/drawing/2016/5/13/chartex" xmlns:cx8="http://schemas.microsoft.com/office/drawing/2016/5/14/chartex" xmlns:mc="http://schemas.openxmlformats.org/markup-compatibility/2006" xmlns:aink="http://schemas.microsoft.com/office/drawing/2016/ink" xmlns:am3d="http://schemas.microsoft.com/office/drawing/2017/model3d" xmlns:o="urn:schemas-microsoft-com:office:office" xmlns:oel="http://schemas.microsoft.com/office/2019/extlst" xmlns:r="http://schemas.openxmlformats.org/officeDocument/2006/relationships" xmlns:m="http://schemas.openxmlformats.org/officeDocument/2006/math" xmlns:v="urn:schemas-microsoft-com:vml" xmlns:wp14="http://schemas.microsoft.com/office/word/2010/wordprocessingDrawing" xmlns:wp="http://schemas.openxmlformats.org/drawingml/2006/wordprocessingDrawing" xmlns:w10="urn:schemas-microsoft-com:office:word" xmlns:w="http://schemas.openxmlformats.org/wordprocessingml/2006/main" xmlns:w14="http://schemas.microsoft.com/office/word/2010/wordml" xmlns:w15="http://schemas.microsoft.com/office/word/2012/wordml" xmlns:w16cex="http://schemas.microsoft.com/office/word/2018/wordml/cex" xmlns:w16cid="http://schemas.microsoft.com/office/word/2016/wordml/cid" xmlns:w16="http://schemas.microsoft.com/office/word/2018/wordml" xmlns:w16du="http://schemas.microsoft.com/office/word/2023/wordml/word16du" xmlns:w16sdtdh="http://schemas.microsoft.com/office/word/2020/wordml/sdtdatahash" xmlns:w16se="http://schemas.microsoft.com/office/word/2015/wordml/symex" xmlns:wpg="http://schemas.microsoft.com/office/word/2010/wordprocessingGroup" xmlns:wpi="http://schemas.microsoft.com/office/word/2010/wordprocessingInk" xmlns:wne="http://schemas.microsoft.com/office/word/2006/wordml" xmlns:wps="http://schemas.microsoft.com/office/word/2010/wordprocessingShape" mc:Ignorable="w14 w15 w16se w16cid w16 w16cex w16sdtdh w16du wp14">
+<w:endnotes xmlns:wpc="http://schemas.microsoft.com/office/word/2010/wordprocessingCanvas" xmlns:cx="http://schemas.microsoft.com/office/drawing/2014/chartex" xmlns:cx1="http://schemas.microsoft.com/office/drawing/2015/9/8/chartex" xmlns:cx2="http://schemas.microsoft.com/office/drawing/2015/10/21/chartex" xmlns:cx3="http://schemas.microsoft.com/office/drawing/2016/5/9/chartex" xmlns:cx4="http://schemas.microsoft.com/office/drawing/2016/5/10/chartex" xmlns:cx5="http://schemas.microsoft.com/office/drawing/2016/5/11/chartex" xmlns:cx6="http://schemas.microsoft.com/office/drawing/2016/5/12/chartex" xmlns:cx7="http://schemas.microsoft.com/office/drawing/2016/5/13/chartex" xmlns:cx8="http://schemas.microsoft.com/office/drawing/2016/5/14/chartex" xmlns:mc="http://schemas.openxmlformats.org/markup-compatibility/2006" xmlns:aink="http://schemas.microsoft.com/office/drawing/2016/ink" xmlns:am3d="http://schemas.microsoft.com/office/drawing/2017/model3d" xmlns:o="urn:schemas-microsoft-com:office:office" xmlns:oel="http://schemas.microsoft.com/office/2019/extlst" xmlns:r="http://schemas.openxmlformats.org/officeDocument/2006/relationships" xmlns:m="http://schemas.openxmlformats.org/officeDocument/2006/math" xmlns:v="urn:schemas-microsoft-com:vml" xmlns:wp14="http://schemas.microsoft.com/office/word/2010/wordprocessingDrawing" xmlns:wp="http://schemas.openxmlformats.org/drawingml/2006/wordprocessingDrawing" xmlns:w10="urn:schemas-microsoft-com:office:word" xmlns:w="http://schemas.openxmlformats.org/wordprocessingml/2006/main" xmlns:w14="http://schemas.microsoft.com/office/word/2010/wordml" xmlns:w15="http://schemas.microsoft.com/office/word/2012/wordml" xmlns:w16cex="http://schemas.microsoft.com/office/word/2018/wordml/cex" xmlns:w16cid="http://schemas.microsoft.com/office/word/2016/wordml/cid" xmlns:w16="http://schemas.microsoft.com/office/word/2018/wordml" xmlns:w16du="http://schemas.microsoft.com/office/word/2023/wordml/word16du" xmlns:w16sdtdh="http://schemas.microsoft.com/office/word/2020/wordml/sdtdatahash" xmlns:w16sdtfl="http://schemas.microsoft.com/office/word/2024/wordml/sdtformatlock" xmlns:w16se="http://schemas.microsoft.com/office/word/2015/wordml/symex" xmlns:wpg="http://schemas.microsoft.com/office/word/2010/wordprocessingGroup" xmlns:wpi="http://schemas.microsoft.com/office/word/2010/wordprocessingInk" xmlns:wne="http://schemas.microsoft.com/office/word/2006/wordml" xmlns:wps="http://schemas.microsoft.com/office/word/2010/wordprocessingShape" mc:Ignorable="w14 w15 w16se w16cid w16 w16cex w16sdtdh w16sdtfl w16du wp14">
   <w:endnote w:type="separator" w:id="-1">
     <w:p>
       <w:pPr>
@@ -2946,7 +3197,7 @@
 </file>
 
 <file path=word/footnotes.xml><?xml version="1.0" encoding="utf-8"?>
-<w:footnotes xmlns:wpc="http://schemas.microsoft.com/office/word/2010/wordprocessingCanvas" xmlns:cx="http://schemas.microsoft.com/office/drawing/2014/chartex" xmlns:cx1="http://schemas.microsoft.com/office/drawing/2015/9/8/chartex" xmlns:cx2="http://schemas.microsoft.com/office/drawing/2015/10/21/chartex" xmlns:cx3="http://schemas.microsoft.com/office/drawing/2016/5/9/chartex" xmlns:cx4="http://schemas.microsoft.com/office/drawing/2016/5/10/chartex" xmlns:cx5="http://schemas.microsoft.com/office/drawing/2016/5/11/chartex" xmlns:cx6="http://schemas.microsoft.com/office/drawing/2016/5/12/chartex" xmlns:cx7="http://schemas.microsoft.com/office/drawing/2016/5/13/chartex" xmlns:cx8="http://schemas.microsoft.com/office/drawing/2016/5/14/chartex" xmlns:mc="http://schemas.openxmlformats.org/markup-compatibility/2006" xmlns:aink="http://schemas.microsoft.com/office/drawing/2016/ink" xmlns:am3d="http://schemas.microsoft.com/office/drawing/2017/model3d" xmlns:o="urn:schemas-microsoft-com:office:office" xmlns:oel="http://schemas.microsoft.com/office/2019/extlst" xmlns:r="http://schemas.openxmlformats.org/officeDocument/2006/relationships" xmlns:m="http://schemas.openxmlformats.org/officeDocument/2006/math" xmlns:v="urn:schemas-microsoft-com:vml" xmlns:wp14="http://schemas.microsoft.com/office/word/2010/wordprocessingDrawing" xmlns:wp="http://schemas.openxmlformats.org/drawingml/2006/wordprocessingDrawing" xmlns:w10="urn:schemas-microsoft-com:office:word" xmlns:w="http://schemas.openxmlformats.org/wordprocessingml/2006/main" xmlns:w14="http://schemas.microsoft.com/office/word/2010/wordml" xmlns:w15="http://schemas.microsoft.com/office/word/2012/wordml" xmlns:w16cex="http://schemas.microsoft.com/office/word/2018/wordml/cex" xmlns:w16cid="http://schemas.microsoft.com/office/word/2016/wordml/cid" xmlns:w16="http://schemas.microsoft.com/office/word/2018/wordml" xmlns:w16du="http://schemas.microsoft.com/office/word/2023/wordml/word16du" xmlns:w16sdtdh="http://schemas.microsoft.com/office/word/2020/wordml/sdtdatahash" xmlns:w16se="http://schemas.microsoft.com/office/word/2015/wordml/symex" xmlns:wpg="http://schemas.microsoft.com/office/word/2010/wordprocessingGroup" xmlns:wpi="http://schemas.microsoft.com/office/word/2010/wordprocessingInk" xmlns:wne="http://schemas.microsoft.com/office/word/2006/wordml" xmlns:wps="http://schemas.microsoft.com/office/word/2010/wordprocessingShape" mc:Ignorable="w14 w15 w16se w16cid w16 w16cex w16sdtdh w16du wp14">
+<w:footnotes xmlns:wpc="http://schemas.microsoft.com/office/word/2010/wordprocessingCanvas" xmlns:cx="http://schemas.microsoft.com/office/drawing/2014/chartex" xmlns:cx1="http://schemas.microsoft.com/office/drawing/2015/9/8/chartex" xmlns:cx2="http://schemas.microsoft.com/office/drawing/2015/10/21/chartex" xmlns:cx3="http://schemas.microsoft.com/office/drawing/2016/5/9/chartex" xmlns:cx4="http://schemas.microsoft.com/office/drawing/2016/5/10/chartex" xmlns:cx5="http://schemas.microsoft.com/office/drawing/2016/5/11/chartex" xmlns:cx6="http://schemas.microsoft.com/office/drawing/2016/5/12/chartex" xmlns:cx7="http://schemas.microsoft.com/office/drawing/2016/5/13/chartex" xmlns:cx8="http://schemas.microsoft.com/office/drawing/2016/5/14/chartex" xmlns:mc="http://schemas.openxmlformats.org/markup-compatibility/2006" xmlns:aink="http://schemas.microsoft.com/office/drawing/2016/ink" xmlns:am3d="http://schemas.microsoft.com/office/drawing/2017/model3d" xmlns:o="urn:schemas-microsoft-com:office:office" xmlns:oel="http://schemas.microsoft.com/office/2019/extlst" xmlns:r="http://schemas.openxmlformats.org/officeDocument/2006/relationships" xmlns:m="http://schemas.openxmlformats.org/officeDocument/2006/math" xmlns:v="urn:schemas-microsoft-com:vml" xmlns:wp14="http://schemas.microsoft.com/office/word/2010/wordprocessingDrawing" xmlns:wp="http://schemas.openxmlformats.org/drawingml/2006/wordprocessingDrawing" xmlns:w10="urn:schemas-microsoft-com:office:word" xmlns:w="http://schemas.openxmlformats.org/wordprocessingml/2006/main" xmlns:w14="http://schemas.microsoft.com/office/word/2010/wordml" xmlns:w15="http://schemas.microsoft.com/office/word/2012/wordml" xmlns:w16cex="http://schemas.microsoft.com/office/word/2018/wordml/cex" xmlns:w16cid="http://schemas.microsoft.com/office/word/2016/wordml/cid" xmlns:w16="http://schemas.microsoft.com/office/word/2018/wordml" xmlns:w16du="http://schemas.microsoft.com/office/word/2023/wordml/word16du" xmlns:w16sdtdh="http://schemas.microsoft.com/office/word/2020/wordml/sdtdatahash" xmlns:w16sdtfl="http://schemas.microsoft.com/office/word/2024/wordml/sdtformatlock" xmlns:w16se="http://schemas.microsoft.com/office/word/2015/wordml/symex" xmlns:wpg="http://schemas.microsoft.com/office/word/2010/wordprocessingGroup" xmlns:wpi="http://schemas.microsoft.com/office/word/2010/wordprocessingInk" xmlns:wne="http://schemas.microsoft.com/office/word/2006/wordml" xmlns:wps="http://schemas.microsoft.com/office/word/2010/wordprocessingShape" mc:Ignorable="w14 w15 w16se w16cid w16 w16cex w16sdtdh w16sdtfl w16du wp14">
   <w:footnote w:type="separator" w:id="-1">
     <w:p>
       <w:pPr>
@@ -2971,7 +3222,7 @@
 </file>
 
 <file path=word/header1.xml><?xml version="1.0" encoding="utf-8"?>
-<w:hdr xmlns:wpc="http://schemas.microsoft.com/office/word/2010/wordprocessingCanvas" xmlns:cx="http://schemas.microsoft.com/office/drawing/2014/chartex" xmlns:cx1="http://schemas.microsoft.com/office/drawing/2015/9/8/chartex" xmlns:cx2="http://schemas.microsoft.com/office/drawing/2015/10/21/chartex" xmlns:cx3="http://schemas.microsoft.com/office/drawing/2016/5/9/chartex" xmlns:cx4="http://schemas.microsoft.com/office/drawing/2016/5/10/chartex" xmlns:cx5="http://schemas.microsoft.com/office/drawing/2016/5/11/chartex" xmlns:cx6="http://schemas.microsoft.com/office/drawing/2016/5/12/chartex" xmlns:cx7="http://schemas.microsoft.com/office/drawing/2016/5/13/chartex" xmlns:cx8="http://schemas.microsoft.com/office/drawing/2016/5/14/chartex" xmlns:mc="http://schemas.openxmlformats.org/markup-compatibility/2006" xmlns:aink="http://schemas.microsoft.com/office/drawing/2016/ink" xmlns:am3d="http://schemas.microsoft.com/office/drawing/2017/model3d" xmlns:o="urn:schemas-microsoft-com:office:office" xmlns:oel="http://schemas.microsoft.com/office/2019/extlst" xmlns:r="http://schemas.openxmlformats.org/officeDocument/2006/relationships" xmlns:m="http://schemas.openxmlformats.org/officeDocument/2006/math" xmlns:v="urn:schemas-microsoft-com:vml" xmlns:wp14="http://schemas.microsoft.com/office/word/2010/wordprocessingDrawing" xmlns:wp="http://schemas.openxmlformats.org/drawingml/2006/wordprocessingDrawing" xmlns:w10="urn:schemas-microsoft-com:office:word" xmlns:w="http://schemas.openxmlformats.org/wordprocessingml/2006/main" xmlns:w14="http://schemas.microsoft.com/office/word/2010/wordml" xmlns:w15="http://schemas.microsoft.com/office/word/2012/wordml" xmlns:w16cex="http://schemas.microsoft.com/office/word/2018/wordml/cex" xmlns:w16cid="http://schemas.microsoft.com/office/word/2016/wordml/cid" xmlns:w16="http://schemas.microsoft.com/office/word/2018/wordml" xmlns:w16du="http://schemas.microsoft.com/office/word/2023/wordml/word16du" xmlns:w16sdtdh="http://schemas.microsoft.com/office/word/2020/wordml/sdtdatahash" xmlns:w16se="http://schemas.microsoft.com/office/word/2015/wordml/symex" xmlns:wpg="http://schemas.microsoft.com/office/word/2010/wordprocessingGroup" xmlns:wpi="http://schemas.microsoft.com/office/word/2010/wordprocessingInk" xmlns:wne="http://schemas.microsoft.com/office/word/2006/wordml" xmlns:wps="http://schemas.microsoft.com/office/word/2010/wordprocessingShape" mc:Ignorable="w14 w15 w16se w16cid w16 w16cex w16sdtdh w16du wp14">
+<w:hdr xmlns:wpc="http://schemas.microsoft.com/office/word/2010/wordprocessingCanvas" xmlns:cx="http://schemas.microsoft.com/office/drawing/2014/chartex" xmlns:cx1="http://schemas.microsoft.com/office/drawing/2015/9/8/chartex" xmlns:cx2="http://schemas.microsoft.com/office/drawing/2015/10/21/chartex" xmlns:cx3="http://schemas.microsoft.com/office/drawing/2016/5/9/chartex" xmlns:cx4="http://schemas.microsoft.com/office/drawing/2016/5/10/chartex" xmlns:cx5="http://schemas.microsoft.com/office/drawing/2016/5/11/chartex" xmlns:cx6="http://schemas.microsoft.com/office/drawing/2016/5/12/chartex" xmlns:cx7="http://schemas.microsoft.com/office/drawing/2016/5/13/chartex" xmlns:cx8="http://schemas.microsoft.com/office/drawing/2016/5/14/chartex" xmlns:mc="http://schemas.openxmlformats.org/markup-compatibility/2006" xmlns:aink="http://schemas.microsoft.com/office/drawing/2016/ink" xmlns:am3d="http://schemas.microsoft.com/office/drawing/2017/model3d" xmlns:o="urn:schemas-microsoft-com:office:office" xmlns:oel="http://schemas.microsoft.com/office/2019/extlst" xmlns:r="http://schemas.openxmlformats.org/officeDocument/2006/relationships" xmlns:m="http://schemas.openxmlformats.org/officeDocument/2006/math" xmlns:v="urn:schemas-microsoft-com:vml" xmlns:wp14="http://schemas.microsoft.com/office/word/2010/wordprocessingDrawing" xmlns:wp="http://schemas.openxmlformats.org/drawingml/2006/wordprocessingDrawing" xmlns:w10="urn:schemas-microsoft-com:office:word" xmlns:w="http://schemas.openxmlformats.org/wordprocessingml/2006/main" xmlns:w14="http://schemas.microsoft.com/office/word/2010/wordml" xmlns:w15="http://schemas.microsoft.com/office/word/2012/wordml" xmlns:w16cex="http://schemas.microsoft.com/office/word/2018/wordml/cex" xmlns:w16cid="http://schemas.microsoft.com/office/word/2016/wordml/cid" xmlns:w16="http://schemas.microsoft.com/office/word/2018/wordml" xmlns:w16du="http://schemas.microsoft.com/office/word/2023/wordml/word16du" xmlns:w16sdtdh="http://schemas.microsoft.com/office/word/2020/wordml/sdtdatahash" xmlns:w16sdtfl="http://schemas.microsoft.com/office/word/2024/wordml/sdtformatlock" xmlns:w16se="http://schemas.microsoft.com/office/word/2015/wordml/symex" xmlns:wpg="http://schemas.microsoft.com/office/word/2010/wordprocessingGroup" xmlns:wpi="http://schemas.microsoft.com/office/word/2010/wordprocessingInk" xmlns:wne="http://schemas.microsoft.com/office/word/2006/wordml" xmlns:wps="http://schemas.microsoft.com/office/word/2010/wordprocessingShape" mc:Ignorable="w14 w15 w16se w16cid w16 w16cex w16sdtdh w16sdtfl w16du wp14">
   <w:p>
     <w:pPr>
       <w:pStyle w:val="Sidehoved"/>
@@ -2989,7 +3240,7 @@
       <w:rPr>
         <w:noProof/>
       </w:rPr>
-      <w:t>16. december 2024</w:t>
+      <w:t>22. august 2025</w:t>
     </w:r>
     <w:r>
       <w:fldChar w:fldCharType="end"/>
@@ -2999,7 +3250,7 @@
 </file>
 
 <file path=word/numbering.xml><?xml version="1.0" encoding="utf-8"?>
-<w:numbering xmlns:wpc="http://schemas.microsoft.com/office/word/2010/wordprocessingCanvas" xmlns:cx="http://schemas.microsoft.com/office/drawing/2014/chartex" xmlns:cx1="http://schemas.microsoft.com/office/drawing/2015/9/8/chartex" xmlns:cx2="http://schemas.microsoft.com/office/drawing/2015/10/21/chartex" xmlns:cx3="http://schemas.microsoft.com/office/drawing/2016/5/9/chartex" xmlns:cx4="http://schemas.microsoft.com/office/drawing/2016/5/10/chartex" xmlns:cx5="http://schemas.microsoft.com/office/drawing/2016/5/11/chartex" xmlns:cx6="http://schemas.microsoft.com/office/drawing/2016/5/12/chartex" xmlns:cx7="http://schemas.microsoft.com/office/drawing/2016/5/13/chartex" xmlns:cx8="http://schemas.microsoft.com/office/drawing/2016/5/14/chartex" xmlns:mc="http://schemas.openxmlformats.org/markup-compatibility/2006" xmlns:aink="http://schemas.microsoft.com/office/drawing/2016/ink" xmlns:am3d="http://schemas.microsoft.com/office/drawing/2017/model3d" xmlns:o="urn:schemas-microsoft-com:office:office" xmlns:oel="http://schemas.microsoft.com/office/2019/extlst" xmlns:r="http://schemas.openxmlformats.org/officeDocument/2006/relationships" xmlns:m="http://schemas.openxmlformats.org/officeDocument/2006/math" xmlns:v="urn:schemas-microsoft-com:vml" xmlns:wp14="http://schemas.microsoft.com/office/word/2010/wordprocessingDrawing" xmlns:wp="http://schemas.openxmlformats.org/drawingml/2006/wordprocessingDrawing" xmlns:w10="urn:schemas-microsoft-com:office:word" xmlns:w="http://schemas.openxmlformats.org/wordprocessingml/2006/main" xmlns:w14="http://schemas.microsoft.com/office/word/2010/wordml" xmlns:w15="http://schemas.microsoft.com/office/word/2012/wordml" xmlns:w16cex="http://schemas.microsoft.com/office/word/2018/wordml/cex" xmlns:w16cid="http://schemas.microsoft.com/office/word/2016/wordml/cid" xmlns:w16="http://schemas.microsoft.com/office/word/2018/wordml" xmlns:w16du="http://schemas.microsoft.com/office/word/2023/wordml/word16du" xmlns:w16sdtdh="http://schemas.microsoft.com/office/word/2020/wordml/sdtdatahash" xmlns:w16se="http://schemas.microsoft.com/office/word/2015/wordml/symex" xmlns:wpg="http://schemas.microsoft.com/office/word/2010/wordprocessingGroup" xmlns:wpi="http://schemas.microsoft.com/office/word/2010/wordprocessingInk" xmlns:wne="http://schemas.microsoft.com/office/word/2006/wordml" xmlns:wps="http://schemas.microsoft.com/office/word/2010/wordprocessingShape" mc:Ignorable="w14 w15 w16se w16cid w16 w16cex w16sdtdh w16du wp14">
+<w:numbering xmlns:wpc="http://schemas.microsoft.com/office/word/2010/wordprocessingCanvas" xmlns:cx="http://schemas.microsoft.com/office/drawing/2014/chartex" xmlns:cx1="http://schemas.microsoft.com/office/drawing/2015/9/8/chartex" xmlns:cx2="http://schemas.microsoft.com/office/drawing/2015/10/21/chartex" xmlns:cx3="http://schemas.microsoft.com/office/drawing/2016/5/9/chartex" xmlns:cx4="http://schemas.microsoft.com/office/drawing/2016/5/10/chartex" xmlns:cx5="http://schemas.microsoft.com/office/drawing/2016/5/11/chartex" xmlns:cx6="http://schemas.microsoft.com/office/drawing/2016/5/12/chartex" xmlns:cx7="http://schemas.microsoft.com/office/drawing/2016/5/13/chartex" xmlns:cx8="http://schemas.microsoft.com/office/drawing/2016/5/14/chartex" xmlns:mc="http://schemas.openxmlformats.org/markup-compatibility/2006" xmlns:aink="http://schemas.microsoft.com/office/drawing/2016/ink" xmlns:am3d="http://schemas.microsoft.com/office/drawing/2017/model3d" xmlns:o="urn:schemas-microsoft-com:office:office" xmlns:oel="http://schemas.microsoft.com/office/2019/extlst" xmlns:r="http://schemas.openxmlformats.org/officeDocument/2006/relationships" xmlns:m="http://schemas.openxmlformats.org/officeDocument/2006/math" xmlns:v="urn:schemas-microsoft-com:vml" xmlns:wp14="http://schemas.microsoft.com/office/word/2010/wordprocessingDrawing" xmlns:wp="http://schemas.openxmlformats.org/drawingml/2006/wordprocessingDrawing" xmlns:w10="urn:schemas-microsoft-com:office:word" xmlns:w="http://schemas.openxmlformats.org/wordprocessingml/2006/main" xmlns:w14="http://schemas.microsoft.com/office/word/2010/wordml" xmlns:w15="http://schemas.microsoft.com/office/word/2012/wordml" xmlns:w16cex="http://schemas.microsoft.com/office/word/2018/wordml/cex" xmlns:w16cid="http://schemas.microsoft.com/office/word/2016/wordml/cid" xmlns:w16="http://schemas.microsoft.com/office/word/2018/wordml" xmlns:w16du="http://schemas.microsoft.com/office/word/2023/wordml/word16du" xmlns:w16sdtdh="http://schemas.microsoft.com/office/word/2020/wordml/sdtdatahash" xmlns:w16sdtfl="http://schemas.microsoft.com/office/word/2024/wordml/sdtformatlock" xmlns:w16se="http://schemas.microsoft.com/office/word/2015/wordml/symex" xmlns:wpg="http://schemas.microsoft.com/office/word/2010/wordprocessingGroup" xmlns:wpi="http://schemas.microsoft.com/office/word/2010/wordprocessingInk" xmlns:wne="http://schemas.microsoft.com/office/word/2006/wordml" xmlns:wps="http://schemas.microsoft.com/office/word/2010/wordprocessingShape" mc:Ignorable="w14 w15 w16se w16cid w16 w16cex w16sdtdh w16sdtfl w16du wp14">
   <w:abstractNum w:abstractNumId="0" w15:restartNumberingAfterBreak="0">
     <w:nsid w:val="34100A61"/>
     <w:multiLevelType w:val="hybridMultilevel"/>
@@ -3120,7 +3371,7 @@
 </file>
 
 <file path=word/styles.xml><?xml version="1.0" encoding="utf-8"?>
-<w:styles xmlns:mc="http://schemas.openxmlformats.org/markup-compatibility/2006" xmlns:r="http://schemas.openxmlformats.org/officeDocument/2006/relationships" xmlns:w="http://schemas.openxmlformats.org/wordprocessingml/2006/main" xmlns:w14="http://schemas.microsoft.com/office/word/2010/wordml" xmlns:w15="http://schemas.microsoft.com/office/word/2012/wordml" xmlns:w16cex="http://schemas.microsoft.com/office/word/2018/wordml/cex" xmlns:w16cid="http://schemas.microsoft.com/office/word/2016/wordml/cid" xmlns:w16="http://schemas.microsoft.com/office/word/2018/wordml" xmlns:w16du="http://schemas.microsoft.com/office/word/2023/wordml/word16du" xmlns:w16sdtdh="http://schemas.microsoft.com/office/word/2020/wordml/sdtdatahash" xmlns:w16se="http://schemas.microsoft.com/office/word/2015/wordml/symex" mc:Ignorable="w14 w15 w16se w16cid w16 w16cex w16sdtdh w16du">
+<w:styles xmlns:mc="http://schemas.openxmlformats.org/markup-compatibility/2006" xmlns:r="http://schemas.openxmlformats.org/officeDocument/2006/relationships" xmlns:w="http://schemas.openxmlformats.org/wordprocessingml/2006/main" xmlns:w14="http://schemas.microsoft.com/office/word/2010/wordml" xmlns:w15="http://schemas.microsoft.com/office/word/2012/wordml" xmlns:w16cex="http://schemas.microsoft.com/office/word/2018/wordml/cex" xmlns:w16cid="http://schemas.microsoft.com/office/word/2016/wordml/cid" xmlns:w16="http://schemas.microsoft.com/office/word/2018/wordml" xmlns:w16du="http://schemas.microsoft.com/office/word/2023/wordml/word16du" xmlns:w16sdtdh="http://schemas.microsoft.com/office/word/2020/wordml/sdtdatahash" xmlns:w16sdtfl="http://schemas.microsoft.com/office/word/2024/wordml/sdtformatlock" xmlns:w16se="http://schemas.microsoft.com/office/word/2015/wordml/symex" mc:Ignorable="w14 w15 w16se w16cid w16 w16cex w16sdtdh w16sdtfl w16du">
   <w:docDefaults>
     <w:rPrDefault>
       <w:rPr>
@@ -3653,16 +3904,6 @@
     <w:uiPriority w:val="99"/>
     <w:rsid w:val="00C17D3D"/>
   </w:style>
-  <w:style w:type="character" w:styleId="Pladsholdertekst">
-    <w:name w:val="Placeholder Text"/>
-    <w:basedOn w:val="Standardskrifttypeiafsnit"/>
-    <w:uiPriority w:val="99"/>
-    <w:semiHidden/>
-    <w:rsid w:val="001E5926"/>
-    <w:rPr>
-      <w:color w:val="808080"/>
-    </w:rPr>
-  </w:style>
 </w:styles>
 </file>
 

--- a/bin/Debug/net8.0-windows/Model/Projektering tab/Tjekliste.docx
+++ b/bin/Debug/net8.0-windows/Model/Projektering tab/Tjekliste.docx
@@ -747,7 +747,15 @@
                 <w:sz w:val="20"/>
                 <w:szCs w:val="20"/>
               </w:rPr>
-              <w:t>Eksponeringsklasse</w:t>
+              <w:t>U</w:t>
+            </w:r>
+            <w:r>
+              <w:rPr>
+                <w:rFonts w:ascii="Trebuchet MS" w:hAnsi="Trebuchet MS"/>
+                <w:sz w:val="20"/>
+                <w:szCs w:val="20"/>
+              </w:rPr>
+              <w:t>dførelsesklasse</w:t>
             </w:r>
           </w:p>
         </w:tc>
@@ -1194,25 +1202,7 @@
                 <w:sz w:val="20"/>
                 <w:szCs w:val="20"/>
               </w:rPr>
-              <w:t>Ekstra egenlast (</w:t>
-            </w:r>
-            <w:proofErr w:type="spellStart"/>
-            <w:r>
-              <w:rPr>
-                <w:rFonts w:ascii="Trebuchet MS" w:hAnsi="Trebuchet MS"/>
-                <w:sz w:val="20"/>
-                <w:szCs w:val="20"/>
-              </w:rPr>
-              <w:t>f.eks</w:t>
-            </w:r>
-            <w:proofErr w:type="spellEnd"/>
-            <w:r>
-              <w:rPr>
-                <w:rFonts w:ascii="Trebuchet MS" w:hAnsi="Trebuchet MS"/>
-                <w:sz w:val="20"/>
-                <w:szCs w:val="20"/>
-              </w:rPr>
-              <w:t xml:space="preserve"> flisebelægning)?</w:t>
+              <w:t>Ekstra egenlast (f.eks flisebelægning)?</w:t>
             </w:r>
           </w:p>
         </w:tc>
@@ -1575,15 +1565,7 @@
                 <w:sz w:val="20"/>
                 <w:szCs w:val="20"/>
               </w:rPr>
-              <w:t xml:space="preserve"> </w:t>
-            </w:r>
-            <w:r>
-              <w:rPr>
-                <w:rFonts w:ascii="Trebuchet MS" w:hAnsi="Trebuchet MS"/>
-                <w:sz w:val="20"/>
-                <w:szCs w:val="20"/>
-              </w:rPr>
-              <w:t>kN/m</w:t>
+              <w:t xml:space="preserve"> kN/m</w:t>
             </w:r>
           </w:p>
         </w:tc>
@@ -1739,23 +1721,13 @@
                 <w:szCs w:val="20"/>
               </w:rPr>
             </w:pPr>
-            <w:proofErr w:type="spellStart"/>
-            <w:r>
-              <w:rPr>
-                <w:rFonts w:ascii="Trebuchet MS" w:hAnsi="Trebuchet MS"/>
-                <w:sz w:val="20"/>
-                <w:szCs w:val="20"/>
-              </w:rPr>
-              <w:t>Dorntype</w:t>
-            </w:r>
-            <w:proofErr w:type="spellEnd"/>
-            <w:r>
-              <w:rPr>
-                <w:rFonts w:ascii="Trebuchet MS" w:hAnsi="Trebuchet MS"/>
-                <w:sz w:val="20"/>
-                <w:szCs w:val="20"/>
-              </w:rPr>
-              <w:t>:</w:t>
+            <w:r>
+              <w:rPr>
+                <w:rFonts w:ascii="Trebuchet MS" w:hAnsi="Trebuchet MS"/>
+                <w:sz w:val="20"/>
+                <w:szCs w:val="20"/>
+              </w:rPr>
+              <w:t>Dorntype:</w:t>
             </w:r>
           </w:p>
         </w:tc>
@@ -3240,7 +3212,7 @@
       <w:rPr>
         <w:noProof/>
       </w:rPr>
-      <w:t>22. august 2025</w:t>
+      <w:t>24. september 2025</w:t>
     </w:r>
     <w:r>
       <w:fldChar w:fldCharType="end"/>

--- a/bin/Debug/net8.0-windows/Model/Projektering tab/Tjekliste.docx
+++ b/bin/Debug/net8.0-windows/Model/Projektering tab/Tjekliste.docx
@@ -352,7 +352,64 @@
                 <w:sz w:val="20"/>
                 <w:szCs w:val="20"/>
               </w:rPr>
-              <w:t>, nummer og navn</w:t>
+              <w:t>s</w:t>
+            </w:r>
+            <w:r>
+              <w:rPr>
+                <w:rFonts w:ascii="Trebuchet MS" w:hAnsi="Trebuchet MS"/>
+                <w:sz w:val="20"/>
+                <w:szCs w:val="20"/>
+              </w:rPr>
+              <w:t>nummer</w:t>
+            </w:r>
+          </w:p>
+        </w:tc>
+        <w:tc>
+          <w:tcPr>
+            <w:tcW w:w="4395" w:type="dxa"/>
+          </w:tcPr>
+          <w:p>
+            <w:pPr>
+              <w:rPr>
+                <w:rFonts w:ascii="Trebuchet MS" w:hAnsi="Trebuchet MS"/>
+                <w:sz w:val="20"/>
+                <w:szCs w:val="20"/>
+              </w:rPr>
+            </w:pPr>
+          </w:p>
+        </w:tc>
+      </w:tr>
+      <w:tr>
+        <w:trPr>
+          <w:jc w:val="center"/>
+        </w:trPr>
+        <w:tc>
+          <w:tcPr>
+            <w:tcW w:w="3964" w:type="dxa"/>
+          </w:tcPr>
+          <w:p>
+            <w:pPr>
+              <w:rPr>
+                <w:rFonts w:ascii="Trebuchet MS" w:hAnsi="Trebuchet MS"/>
+                <w:sz w:val="20"/>
+                <w:szCs w:val="20"/>
+              </w:rPr>
+            </w:pPr>
+            <w:r>
+              <w:rPr>
+                <w:rFonts w:ascii="Trebuchet MS" w:hAnsi="Trebuchet MS"/>
+                <w:sz w:val="20"/>
+                <w:szCs w:val="20"/>
+              </w:rPr>
+              <w:t>Konstruktionsafsnit</w:t>
+            </w:r>
+            <w:r>
+              <w:rPr>
+                <w:rFonts w:ascii="Trebuchet MS" w:hAnsi="Trebuchet MS"/>
+                <w:sz w:val="20"/>
+                <w:szCs w:val="20"/>
+              </w:rPr>
+              <w:t>snavn</w:t>
             </w:r>
           </w:p>
         </w:tc>
@@ -453,7 +510,15 @@
                 <w:sz w:val="20"/>
                 <w:szCs w:val="20"/>
               </w:rPr>
-              <w:t>Konstruktionsgrundlag, navn og dato</w:t>
+              <w:t xml:space="preserve">Konstruktionsgrundlag, </w:t>
+            </w:r>
+            <w:r>
+              <w:rPr>
+                <w:rFonts w:ascii="Trebuchet MS" w:hAnsi="Trebuchet MS"/>
+                <w:sz w:val="20"/>
+                <w:szCs w:val="20"/>
+              </w:rPr>
+              <w:t>Revision</w:t>
             </w:r>
           </w:p>
         </w:tc>
@@ -494,6 +559,47 @@
                 <w:sz w:val="20"/>
                 <w:szCs w:val="20"/>
               </w:rPr>
+              <w:t>A1.1 Konstruktionsgrundlag, Dato</w:t>
+            </w:r>
+          </w:p>
+        </w:tc>
+        <w:tc>
+          <w:tcPr>
+            <w:tcW w:w="4395" w:type="dxa"/>
+          </w:tcPr>
+          <w:p>
+            <w:pPr>
+              <w:rPr>
+                <w:rFonts w:ascii="Trebuchet MS" w:hAnsi="Trebuchet MS"/>
+                <w:sz w:val="20"/>
+                <w:szCs w:val="20"/>
+              </w:rPr>
+            </w:pPr>
+          </w:p>
+        </w:tc>
+      </w:tr>
+      <w:tr>
+        <w:trPr>
+          <w:jc w:val="center"/>
+        </w:trPr>
+        <w:tc>
+          <w:tcPr>
+            <w:tcW w:w="3964" w:type="dxa"/>
+          </w:tcPr>
+          <w:p>
+            <w:pPr>
+              <w:rPr>
+                <w:rFonts w:ascii="Trebuchet MS" w:hAnsi="Trebuchet MS"/>
+                <w:sz w:val="20"/>
+                <w:szCs w:val="20"/>
+              </w:rPr>
+            </w:pPr>
+            <w:r>
+              <w:rPr>
+                <w:rFonts w:ascii="Trebuchet MS" w:hAnsi="Trebuchet MS"/>
+                <w:sz w:val="20"/>
+                <w:szCs w:val="20"/>
+              </w:rPr>
               <w:t>Nummerering af opstalter</w:t>
             </w:r>
           </w:p>
@@ -698,7 +804,15 @@
                 <w:sz w:val="20"/>
                 <w:szCs w:val="20"/>
               </w:rPr>
-              <w:t>Kontrolklasse</w:t>
+              <w:t>U</w:t>
+            </w:r>
+            <w:r>
+              <w:rPr>
+                <w:rFonts w:ascii="Trebuchet MS" w:hAnsi="Trebuchet MS"/>
+                <w:sz w:val="20"/>
+                <w:szCs w:val="20"/>
+              </w:rPr>
+              <w:t>dførelsesklasse</w:t>
             </w:r>
           </w:p>
         </w:tc>
@@ -720,7 +834,7 @@
                 <w:sz w:val="20"/>
                 <w:szCs w:val="20"/>
               </w:rPr>
-              <w:t>Normal / Høj</w:t>
+              <w:t>EXC</w:t>
             </w:r>
           </w:p>
         </w:tc>
@@ -747,15 +861,15 @@
                 <w:sz w:val="20"/>
                 <w:szCs w:val="20"/>
               </w:rPr>
-              <w:t>U</w:t>
-            </w:r>
-            <w:r>
-              <w:rPr>
-                <w:rFonts w:ascii="Trebuchet MS" w:hAnsi="Trebuchet MS"/>
-                <w:sz w:val="20"/>
-                <w:szCs w:val="20"/>
-              </w:rPr>
-              <w:t>dførelsesklasse</w:t>
+              <w:t>Miljø</w:t>
+            </w:r>
+            <w:r>
+              <w:rPr>
+                <w:rFonts w:ascii="Trebuchet MS" w:hAnsi="Trebuchet MS"/>
+                <w:sz w:val="20"/>
+                <w:szCs w:val="20"/>
+              </w:rPr>
+              <w:t>påvirkning</w:t>
             </w:r>
           </w:p>
         </w:tc>
@@ -777,7 +891,7 @@
                 <w:sz w:val="20"/>
                 <w:szCs w:val="20"/>
               </w:rPr>
-              <w:t>EXC</w:t>
+              <w:t>Passiv / Moderat / Aggressiv / Ekstra aggressiv</w:t>
             </w:r>
           </w:p>
         </w:tc>
@@ -804,15 +918,7 @@
                 <w:sz w:val="20"/>
                 <w:szCs w:val="20"/>
               </w:rPr>
-              <w:t>Miljø</w:t>
-            </w:r>
-            <w:r>
-              <w:rPr>
-                <w:rFonts w:ascii="Trebuchet MS" w:hAnsi="Trebuchet MS"/>
-                <w:sz w:val="20"/>
-                <w:szCs w:val="20"/>
-              </w:rPr>
-              <w:t>påvirkning</w:t>
+              <w:t>Eksponeringsklasse</w:t>
             </w:r>
           </w:p>
         </w:tc>
@@ -828,14 +934,6 @@
                 <w:szCs w:val="20"/>
               </w:rPr>
             </w:pPr>
-            <w:r>
-              <w:rPr>
-                <w:rFonts w:ascii="Trebuchet MS" w:hAnsi="Trebuchet MS"/>
-                <w:sz w:val="20"/>
-                <w:szCs w:val="20"/>
-              </w:rPr>
-              <w:t>Passiv / Moderat / Aggressiv / Ekstra aggressiv</w:t>
-            </w:r>
           </w:p>
         </w:tc>
       </w:tr>
@@ -1202,7 +1300,25 @@
                 <w:sz w:val="20"/>
                 <w:szCs w:val="20"/>
               </w:rPr>
-              <w:t>Ekstra egenlast (f.eks flisebelægning)?</w:t>
+              <w:t>Ekstra egenlast (</w:t>
+            </w:r>
+            <w:proofErr w:type="spellStart"/>
+            <w:r>
+              <w:rPr>
+                <w:rFonts w:ascii="Trebuchet MS" w:hAnsi="Trebuchet MS"/>
+                <w:sz w:val="20"/>
+                <w:szCs w:val="20"/>
+              </w:rPr>
+              <w:t>f.eks</w:t>
+            </w:r>
+            <w:proofErr w:type="spellEnd"/>
+            <w:r>
+              <w:rPr>
+                <w:rFonts w:ascii="Trebuchet MS" w:hAnsi="Trebuchet MS"/>
+                <w:sz w:val="20"/>
+                <w:szCs w:val="20"/>
+              </w:rPr>
+              <w:t xml:space="preserve"> flisebelægning)?</w:t>
             </w:r>
           </w:p>
         </w:tc>
@@ -1606,11 +1722,12 @@
         <w:tblLook w:val="04A0" w:firstRow="1" w:lastRow="0" w:firstColumn="1" w:lastColumn="0" w:noHBand="0" w:noVBand="1"/>
       </w:tblPr>
       <w:tblGrid>
-        <w:gridCol w:w="936"/>
-        <w:gridCol w:w="3312"/>
-        <w:gridCol w:w="1276"/>
-        <w:gridCol w:w="1417"/>
-        <w:gridCol w:w="2687"/>
+        <w:gridCol w:w="913"/>
+        <w:gridCol w:w="3652"/>
+        <w:gridCol w:w="1065"/>
+        <w:gridCol w:w="1105"/>
+        <w:gridCol w:w="1263"/>
+        <w:gridCol w:w="1630"/>
       </w:tblGrid>
       <w:tr>
         <w:trPr>
@@ -1618,19 +1735,12 @@
         </w:trPr>
         <w:tc>
           <w:tcPr>
-            <w:tcW w:w="6941" w:type="dxa"/>
-            <w:gridSpan w:val="4"/>
+            <w:tcW w:w="9628" w:type="dxa"/>
+            <w:gridSpan w:val="6"/>
             <w:shd w:val="clear" w:color="auto" w:fill="D9D9D9" w:themeFill="background1" w:themeFillShade="D9"/>
           </w:tcPr>
           <w:p>
             <w:pPr>
-              <w:rPr>
-                <w:rFonts w:ascii="Trebuchet MS" w:hAnsi="Trebuchet MS"/>
-                <w:sz w:val="20"/>
-                <w:szCs w:val="20"/>
-              </w:rPr>
-            </w:pPr>
-            <w:r>
               <w:rPr>
                 <w:rFonts w:ascii="Trebuchet MS" w:hAnsi="Trebuchet MS"/>
                 <w:b/>
@@ -1638,18 +1748,8 @@
                 <w:sz w:val="20"/>
                 <w:szCs w:val="20"/>
               </w:rPr>
-              <w:lastRenderedPageBreak/>
-              <w:t>Beregnede elementer</w:t>
-            </w:r>
-          </w:p>
-        </w:tc>
-        <w:tc>
-          <w:tcPr>
-            <w:tcW w:w="2687" w:type="dxa"/>
-            <w:shd w:val="clear" w:color="auto" w:fill="D9D9D9" w:themeFill="background1" w:themeFillShade="D9"/>
-          </w:tcPr>
-          <w:p>
-            <w:pPr>
+            </w:pPr>
+            <w:r>
               <w:rPr>
                 <w:rFonts w:ascii="Trebuchet MS" w:hAnsi="Trebuchet MS"/>
                 <w:b/>
@@ -1657,17 +1757,18 @@
                 <w:sz w:val="20"/>
                 <w:szCs w:val="20"/>
               </w:rPr>
-            </w:pPr>
-          </w:p>
-        </w:tc>
-      </w:tr>
-      <w:tr>
-        <w:trPr>
-          <w:jc w:val="center"/>
-        </w:trPr>
-        <w:tc>
-          <w:tcPr>
-            <w:tcW w:w="936" w:type="dxa"/>
+              <w:t>Beregnede elementer</w:t>
+            </w:r>
+          </w:p>
+        </w:tc>
+      </w:tr>
+      <w:tr>
+        <w:trPr>
+          <w:jc w:val="center"/>
+        </w:trPr>
+        <w:tc>
+          <w:tcPr>
+            <w:tcW w:w="913" w:type="dxa"/>
           </w:tcPr>
           <w:p>
             <w:pPr>
@@ -1689,7 +1790,7 @@
         </w:tc>
         <w:tc>
           <w:tcPr>
-            <w:tcW w:w="3312" w:type="dxa"/>
+            <w:tcW w:w="3652" w:type="dxa"/>
           </w:tcPr>
           <w:p>
             <w:pPr>
@@ -1711,29 +1812,61 @@
         </w:tc>
         <w:tc>
           <w:tcPr>
-            <w:tcW w:w="1276" w:type="dxa"/>
-          </w:tcPr>
-          <w:p>
-            <w:pPr>
-              <w:rPr>
-                <w:rFonts w:ascii="Trebuchet MS" w:hAnsi="Trebuchet MS"/>
-                <w:sz w:val="20"/>
-                <w:szCs w:val="20"/>
-              </w:rPr>
-            </w:pPr>
-            <w:r>
-              <w:rPr>
-                <w:rFonts w:ascii="Trebuchet MS" w:hAnsi="Trebuchet MS"/>
-                <w:sz w:val="20"/>
-                <w:szCs w:val="20"/>
-              </w:rPr>
-              <w:t>Dorntype:</w:t>
-            </w:r>
-          </w:p>
-        </w:tc>
-        <w:tc>
-          <w:tcPr>
-            <w:tcW w:w="1417" w:type="dxa"/>
+            <w:tcW w:w="1065" w:type="dxa"/>
+          </w:tcPr>
+          <w:p>
+            <w:pPr>
+              <w:rPr>
+                <w:rFonts w:ascii="Trebuchet MS" w:hAnsi="Trebuchet MS"/>
+                <w:sz w:val="20"/>
+                <w:szCs w:val="20"/>
+              </w:rPr>
+            </w:pPr>
+            <w:r>
+              <w:rPr>
+                <w:rFonts w:ascii="Trebuchet MS" w:hAnsi="Trebuchet MS"/>
+                <w:sz w:val="20"/>
+                <w:szCs w:val="20"/>
+              </w:rPr>
+              <w:t>Regneark benyttet:</w:t>
+            </w:r>
+          </w:p>
+        </w:tc>
+        <w:tc>
+          <w:tcPr>
+            <w:tcW w:w="1105" w:type="dxa"/>
+          </w:tcPr>
+          <w:p>
+            <w:pPr>
+              <w:rPr>
+                <w:rFonts w:ascii="Trebuchet MS" w:hAnsi="Trebuchet MS"/>
+                <w:sz w:val="20"/>
+                <w:szCs w:val="20"/>
+              </w:rPr>
+            </w:pPr>
+            <w:proofErr w:type="spellStart"/>
+            <w:r>
+              <w:rPr>
+                <w:rFonts w:ascii="Trebuchet MS" w:hAnsi="Trebuchet MS"/>
+                <w:sz w:val="20"/>
+                <w:szCs w:val="20"/>
+              </w:rPr>
+              <w:t>Dorntype</w:t>
+            </w:r>
+            <w:proofErr w:type="spellEnd"/>
+            <w:r>
+              <w:rPr>
+                <w:rFonts w:ascii="Trebuchet MS" w:hAnsi="Trebuchet MS"/>
+                <w:sz w:val="20"/>
+                <w:szCs w:val="20"/>
+              </w:rPr>
+              <w:t>:</w:t>
+            </w:r>
+          </w:p>
+        </w:tc>
+        <w:tc>
+          <w:tcPr>
+            <w:tcW w:w="1263" w:type="dxa"/>
           </w:tcPr>
           <w:p>
             <w:pPr>
@@ -1755,7 +1888,7 @@
         </w:tc>
         <w:tc>
           <w:tcPr>
-            <w:tcW w:w="2687" w:type="dxa"/>
+            <w:tcW w:w="1630" w:type="dxa"/>
           </w:tcPr>
           <w:p>
             <w:pPr>
@@ -1788,969 +1921,1157 @@
                 <w:sz w:val="20"/>
                 <w:szCs w:val="20"/>
               </w:rPr>
-              <w:t>(Hvis ja, hvilke elementer og hvilke tiltag?)</w:t>
-            </w:r>
-          </w:p>
-        </w:tc>
-      </w:tr>
-      <w:tr>
-        <w:trPr>
-          <w:jc w:val="center"/>
-        </w:trPr>
-        <w:tc>
-          <w:tcPr>
-            <w:tcW w:w="936" w:type="dxa"/>
-          </w:tcPr>
-          <w:p>
-            <w:pPr>
-              <w:jc w:val="center"/>
-              <w:rPr>
-                <w:rFonts w:ascii="Trebuchet MS" w:hAnsi="Trebuchet MS"/>
-                <w:sz w:val="20"/>
-                <w:szCs w:val="20"/>
-              </w:rPr>
-            </w:pPr>
-          </w:p>
-        </w:tc>
-        <w:tc>
-          <w:tcPr>
-            <w:tcW w:w="3312" w:type="dxa"/>
-          </w:tcPr>
-          <w:p>
-            <w:pPr>
-              <w:rPr>
-                <w:rFonts w:ascii="Trebuchet MS" w:hAnsi="Trebuchet MS"/>
-                <w:sz w:val="20"/>
-                <w:szCs w:val="20"/>
-              </w:rPr>
-            </w:pPr>
-          </w:p>
-        </w:tc>
-        <w:tc>
-          <w:tcPr>
-            <w:tcW w:w="1276" w:type="dxa"/>
-          </w:tcPr>
-          <w:p>
-            <w:pPr>
-              <w:jc w:val="center"/>
-              <w:rPr>
-                <w:rFonts w:ascii="Trebuchet MS" w:hAnsi="Trebuchet MS"/>
-                <w:sz w:val="20"/>
-                <w:szCs w:val="20"/>
-              </w:rPr>
-            </w:pPr>
-          </w:p>
-        </w:tc>
-        <w:tc>
-          <w:tcPr>
-            <w:tcW w:w="1417" w:type="dxa"/>
-          </w:tcPr>
-          <w:p>
-            <w:pPr>
-              <w:jc w:val="center"/>
-              <w:rPr>
-                <w:rFonts w:ascii="Trebuchet MS" w:hAnsi="Trebuchet MS"/>
-                <w:sz w:val="20"/>
-                <w:szCs w:val="20"/>
-              </w:rPr>
-            </w:pPr>
-          </w:p>
-        </w:tc>
-        <w:tc>
-          <w:tcPr>
-            <w:tcW w:w="2687" w:type="dxa"/>
-          </w:tcPr>
-          <w:p>
-            <w:pPr>
-              <w:rPr>
-                <w:rFonts w:ascii="Trebuchet MS" w:hAnsi="Trebuchet MS"/>
-                <w:sz w:val="20"/>
-                <w:szCs w:val="20"/>
-              </w:rPr>
-            </w:pPr>
-          </w:p>
-        </w:tc>
-      </w:tr>
-      <w:tr>
-        <w:trPr>
-          <w:jc w:val="center"/>
-        </w:trPr>
-        <w:tc>
-          <w:tcPr>
-            <w:tcW w:w="936" w:type="dxa"/>
-          </w:tcPr>
-          <w:p>
-            <w:pPr>
-              <w:jc w:val="center"/>
-              <w:rPr>
-                <w:rFonts w:ascii="Trebuchet MS" w:hAnsi="Trebuchet MS"/>
-                <w:sz w:val="20"/>
-                <w:szCs w:val="20"/>
-              </w:rPr>
-            </w:pPr>
-          </w:p>
-        </w:tc>
-        <w:tc>
-          <w:tcPr>
-            <w:tcW w:w="3312" w:type="dxa"/>
-          </w:tcPr>
-          <w:p>
-            <w:pPr>
-              <w:rPr>
-                <w:rFonts w:ascii="Trebuchet MS" w:hAnsi="Trebuchet MS"/>
-                <w:sz w:val="20"/>
-                <w:szCs w:val="20"/>
-              </w:rPr>
-            </w:pPr>
-          </w:p>
-        </w:tc>
-        <w:tc>
-          <w:tcPr>
-            <w:tcW w:w="1276" w:type="dxa"/>
-          </w:tcPr>
-          <w:p>
-            <w:pPr>
-              <w:jc w:val="center"/>
-              <w:rPr>
-                <w:rFonts w:ascii="Trebuchet MS" w:hAnsi="Trebuchet MS"/>
-                <w:sz w:val="20"/>
-                <w:szCs w:val="20"/>
-              </w:rPr>
-            </w:pPr>
-          </w:p>
-        </w:tc>
-        <w:tc>
-          <w:tcPr>
-            <w:tcW w:w="1417" w:type="dxa"/>
-          </w:tcPr>
-          <w:p>
-            <w:pPr>
-              <w:jc w:val="center"/>
-              <w:rPr>
-                <w:rFonts w:ascii="Trebuchet MS" w:hAnsi="Trebuchet MS"/>
-                <w:sz w:val="20"/>
-                <w:szCs w:val="20"/>
-              </w:rPr>
-            </w:pPr>
-          </w:p>
-        </w:tc>
-        <w:tc>
-          <w:tcPr>
-            <w:tcW w:w="2687" w:type="dxa"/>
-          </w:tcPr>
-          <w:p>
-            <w:pPr>
-              <w:rPr>
-                <w:rFonts w:ascii="Trebuchet MS" w:hAnsi="Trebuchet MS"/>
-                <w:sz w:val="20"/>
-                <w:szCs w:val="20"/>
-              </w:rPr>
-            </w:pPr>
-          </w:p>
-        </w:tc>
-      </w:tr>
-      <w:tr>
-        <w:trPr>
-          <w:jc w:val="center"/>
-        </w:trPr>
-        <w:tc>
-          <w:tcPr>
-            <w:tcW w:w="936" w:type="dxa"/>
-          </w:tcPr>
-          <w:p>
-            <w:pPr>
-              <w:jc w:val="center"/>
-              <w:rPr>
-                <w:rFonts w:ascii="Trebuchet MS" w:hAnsi="Trebuchet MS"/>
-                <w:sz w:val="20"/>
-                <w:szCs w:val="20"/>
-              </w:rPr>
-            </w:pPr>
-          </w:p>
-        </w:tc>
-        <w:tc>
-          <w:tcPr>
-            <w:tcW w:w="3312" w:type="dxa"/>
-          </w:tcPr>
-          <w:p>
-            <w:pPr>
-              <w:rPr>
-                <w:rFonts w:ascii="Trebuchet MS" w:hAnsi="Trebuchet MS"/>
-                <w:sz w:val="20"/>
-                <w:szCs w:val="20"/>
-              </w:rPr>
-            </w:pPr>
-          </w:p>
-        </w:tc>
-        <w:tc>
-          <w:tcPr>
-            <w:tcW w:w="1276" w:type="dxa"/>
-          </w:tcPr>
-          <w:p>
-            <w:pPr>
-              <w:jc w:val="center"/>
-              <w:rPr>
-                <w:rFonts w:ascii="Trebuchet MS" w:hAnsi="Trebuchet MS"/>
-                <w:sz w:val="20"/>
-                <w:szCs w:val="20"/>
-              </w:rPr>
-            </w:pPr>
-          </w:p>
-        </w:tc>
-        <w:tc>
-          <w:tcPr>
-            <w:tcW w:w="1417" w:type="dxa"/>
-          </w:tcPr>
-          <w:p>
-            <w:pPr>
-              <w:jc w:val="center"/>
-              <w:rPr>
-                <w:rFonts w:ascii="Trebuchet MS" w:hAnsi="Trebuchet MS"/>
-                <w:sz w:val="20"/>
-                <w:szCs w:val="20"/>
-              </w:rPr>
-            </w:pPr>
-          </w:p>
-        </w:tc>
-        <w:tc>
-          <w:tcPr>
-            <w:tcW w:w="2687" w:type="dxa"/>
-          </w:tcPr>
-          <w:p>
-            <w:pPr>
-              <w:rPr>
-                <w:rFonts w:ascii="Trebuchet MS" w:hAnsi="Trebuchet MS"/>
-                <w:sz w:val="20"/>
-                <w:szCs w:val="20"/>
-              </w:rPr>
-            </w:pPr>
-          </w:p>
-        </w:tc>
-      </w:tr>
-      <w:tr>
-        <w:trPr>
-          <w:jc w:val="center"/>
-        </w:trPr>
-        <w:tc>
-          <w:tcPr>
-            <w:tcW w:w="936" w:type="dxa"/>
-          </w:tcPr>
-          <w:p>
-            <w:pPr>
-              <w:jc w:val="center"/>
-              <w:rPr>
-                <w:rFonts w:ascii="Trebuchet MS" w:hAnsi="Trebuchet MS"/>
-                <w:sz w:val="20"/>
-                <w:szCs w:val="20"/>
-              </w:rPr>
-            </w:pPr>
-          </w:p>
-        </w:tc>
-        <w:tc>
-          <w:tcPr>
-            <w:tcW w:w="3312" w:type="dxa"/>
-          </w:tcPr>
-          <w:p>
-            <w:pPr>
-              <w:rPr>
-                <w:rFonts w:ascii="Trebuchet MS" w:hAnsi="Trebuchet MS"/>
-                <w:sz w:val="20"/>
-                <w:szCs w:val="20"/>
-              </w:rPr>
-            </w:pPr>
-          </w:p>
-        </w:tc>
-        <w:tc>
-          <w:tcPr>
-            <w:tcW w:w="1276" w:type="dxa"/>
-          </w:tcPr>
-          <w:p>
-            <w:pPr>
-              <w:jc w:val="center"/>
-              <w:rPr>
-                <w:rFonts w:ascii="Trebuchet MS" w:hAnsi="Trebuchet MS"/>
-                <w:sz w:val="20"/>
-                <w:szCs w:val="20"/>
-              </w:rPr>
-            </w:pPr>
-          </w:p>
-        </w:tc>
-        <w:tc>
-          <w:tcPr>
-            <w:tcW w:w="1417" w:type="dxa"/>
-          </w:tcPr>
-          <w:p>
-            <w:pPr>
-              <w:jc w:val="center"/>
-              <w:rPr>
-                <w:rFonts w:ascii="Trebuchet MS" w:hAnsi="Trebuchet MS"/>
-                <w:sz w:val="20"/>
-                <w:szCs w:val="20"/>
-              </w:rPr>
-            </w:pPr>
-          </w:p>
-        </w:tc>
-        <w:tc>
-          <w:tcPr>
-            <w:tcW w:w="2687" w:type="dxa"/>
-          </w:tcPr>
-          <w:p>
-            <w:pPr>
-              <w:rPr>
-                <w:rFonts w:ascii="Trebuchet MS" w:hAnsi="Trebuchet MS"/>
-                <w:sz w:val="20"/>
-                <w:szCs w:val="20"/>
-              </w:rPr>
-            </w:pPr>
-          </w:p>
-        </w:tc>
-      </w:tr>
-      <w:tr>
-        <w:trPr>
-          <w:jc w:val="center"/>
-        </w:trPr>
-        <w:tc>
-          <w:tcPr>
-            <w:tcW w:w="936" w:type="dxa"/>
-          </w:tcPr>
-          <w:p>
-            <w:pPr>
-              <w:jc w:val="center"/>
-              <w:rPr>
-                <w:rFonts w:ascii="Trebuchet MS" w:hAnsi="Trebuchet MS"/>
-                <w:sz w:val="20"/>
-                <w:szCs w:val="20"/>
-              </w:rPr>
-            </w:pPr>
-          </w:p>
-        </w:tc>
-        <w:tc>
-          <w:tcPr>
-            <w:tcW w:w="3312" w:type="dxa"/>
-          </w:tcPr>
-          <w:p>
-            <w:pPr>
-              <w:rPr>
-                <w:rFonts w:ascii="Trebuchet MS" w:hAnsi="Trebuchet MS"/>
-                <w:sz w:val="20"/>
-                <w:szCs w:val="20"/>
-              </w:rPr>
-            </w:pPr>
-          </w:p>
-        </w:tc>
-        <w:tc>
-          <w:tcPr>
-            <w:tcW w:w="1276" w:type="dxa"/>
-          </w:tcPr>
-          <w:p>
-            <w:pPr>
-              <w:jc w:val="center"/>
-              <w:rPr>
-                <w:rFonts w:ascii="Trebuchet MS" w:hAnsi="Trebuchet MS"/>
-                <w:sz w:val="20"/>
-                <w:szCs w:val="20"/>
-              </w:rPr>
-            </w:pPr>
-          </w:p>
-        </w:tc>
-        <w:tc>
-          <w:tcPr>
-            <w:tcW w:w="1417" w:type="dxa"/>
-          </w:tcPr>
-          <w:p>
-            <w:pPr>
-              <w:jc w:val="center"/>
-              <w:rPr>
-                <w:rFonts w:ascii="Trebuchet MS" w:hAnsi="Trebuchet MS"/>
-                <w:sz w:val="20"/>
-                <w:szCs w:val="20"/>
-              </w:rPr>
-            </w:pPr>
-          </w:p>
-        </w:tc>
-        <w:tc>
-          <w:tcPr>
-            <w:tcW w:w="2687" w:type="dxa"/>
-          </w:tcPr>
-          <w:p>
-            <w:pPr>
-              <w:rPr>
-                <w:rFonts w:ascii="Trebuchet MS" w:hAnsi="Trebuchet MS"/>
-                <w:sz w:val="20"/>
-                <w:szCs w:val="20"/>
-              </w:rPr>
-            </w:pPr>
-          </w:p>
-        </w:tc>
-      </w:tr>
-      <w:tr>
-        <w:trPr>
-          <w:jc w:val="center"/>
-        </w:trPr>
-        <w:tc>
-          <w:tcPr>
-            <w:tcW w:w="936" w:type="dxa"/>
-          </w:tcPr>
-          <w:p>
-            <w:pPr>
-              <w:jc w:val="center"/>
-              <w:rPr>
-                <w:rFonts w:ascii="Trebuchet MS" w:hAnsi="Trebuchet MS"/>
-                <w:sz w:val="20"/>
-                <w:szCs w:val="20"/>
-              </w:rPr>
-            </w:pPr>
-          </w:p>
-        </w:tc>
-        <w:tc>
-          <w:tcPr>
-            <w:tcW w:w="3312" w:type="dxa"/>
-          </w:tcPr>
-          <w:p>
-            <w:pPr>
-              <w:rPr>
-                <w:rFonts w:ascii="Trebuchet MS" w:hAnsi="Trebuchet MS"/>
-                <w:sz w:val="20"/>
-                <w:szCs w:val="20"/>
-              </w:rPr>
-            </w:pPr>
-          </w:p>
-        </w:tc>
-        <w:tc>
-          <w:tcPr>
-            <w:tcW w:w="1276" w:type="dxa"/>
-          </w:tcPr>
-          <w:p>
-            <w:pPr>
-              <w:jc w:val="center"/>
-              <w:rPr>
-                <w:rFonts w:ascii="Trebuchet MS" w:hAnsi="Trebuchet MS"/>
-                <w:sz w:val="20"/>
-                <w:szCs w:val="20"/>
-              </w:rPr>
-            </w:pPr>
-          </w:p>
-        </w:tc>
-        <w:tc>
-          <w:tcPr>
-            <w:tcW w:w="1417" w:type="dxa"/>
-          </w:tcPr>
-          <w:p>
-            <w:pPr>
-              <w:jc w:val="center"/>
-              <w:rPr>
-                <w:rFonts w:ascii="Trebuchet MS" w:hAnsi="Trebuchet MS"/>
-                <w:sz w:val="20"/>
-                <w:szCs w:val="20"/>
-              </w:rPr>
-            </w:pPr>
-          </w:p>
-        </w:tc>
-        <w:tc>
-          <w:tcPr>
-            <w:tcW w:w="2687" w:type="dxa"/>
-          </w:tcPr>
-          <w:p>
-            <w:pPr>
-              <w:rPr>
-                <w:rFonts w:ascii="Trebuchet MS" w:hAnsi="Trebuchet MS"/>
-                <w:sz w:val="20"/>
-                <w:szCs w:val="20"/>
-              </w:rPr>
-            </w:pPr>
-          </w:p>
-        </w:tc>
-      </w:tr>
-      <w:tr>
-        <w:trPr>
-          <w:jc w:val="center"/>
-        </w:trPr>
-        <w:tc>
-          <w:tcPr>
-            <w:tcW w:w="936" w:type="dxa"/>
-          </w:tcPr>
-          <w:p>
-            <w:pPr>
-              <w:jc w:val="center"/>
-              <w:rPr>
-                <w:rFonts w:ascii="Trebuchet MS" w:hAnsi="Trebuchet MS"/>
-                <w:sz w:val="20"/>
-                <w:szCs w:val="20"/>
-              </w:rPr>
-            </w:pPr>
-          </w:p>
-        </w:tc>
-        <w:tc>
-          <w:tcPr>
-            <w:tcW w:w="3312" w:type="dxa"/>
-          </w:tcPr>
-          <w:p>
-            <w:pPr>
-              <w:rPr>
-                <w:rFonts w:ascii="Trebuchet MS" w:hAnsi="Trebuchet MS"/>
-                <w:sz w:val="20"/>
-                <w:szCs w:val="20"/>
-              </w:rPr>
-            </w:pPr>
-          </w:p>
-        </w:tc>
-        <w:tc>
-          <w:tcPr>
-            <w:tcW w:w="1276" w:type="dxa"/>
-          </w:tcPr>
-          <w:p>
-            <w:pPr>
-              <w:jc w:val="center"/>
-              <w:rPr>
-                <w:rFonts w:ascii="Trebuchet MS" w:hAnsi="Trebuchet MS"/>
-                <w:sz w:val="20"/>
-                <w:szCs w:val="20"/>
-              </w:rPr>
-            </w:pPr>
-          </w:p>
-        </w:tc>
-        <w:tc>
-          <w:tcPr>
-            <w:tcW w:w="1417" w:type="dxa"/>
-          </w:tcPr>
-          <w:p>
-            <w:pPr>
-              <w:jc w:val="center"/>
-              <w:rPr>
-                <w:rFonts w:ascii="Trebuchet MS" w:hAnsi="Trebuchet MS"/>
-                <w:sz w:val="20"/>
-                <w:szCs w:val="20"/>
-              </w:rPr>
-            </w:pPr>
-          </w:p>
-        </w:tc>
-        <w:tc>
-          <w:tcPr>
-            <w:tcW w:w="2687" w:type="dxa"/>
-          </w:tcPr>
-          <w:p>
-            <w:pPr>
-              <w:rPr>
-                <w:rFonts w:ascii="Trebuchet MS" w:hAnsi="Trebuchet MS"/>
-                <w:sz w:val="20"/>
-                <w:szCs w:val="20"/>
-              </w:rPr>
-            </w:pPr>
-          </w:p>
-        </w:tc>
-      </w:tr>
-      <w:tr>
-        <w:trPr>
-          <w:jc w:val="center"/>
-        </w:trPr>
-        <w:tc>
-          <w:tcPr>
-            <w:tcW w:w="936" w:type="dxa"/>
-          </w:tcPr>
-          <w:p>
-            <w:pPr>
-              <w:jc w:val="center"/>
-              <w:rPr>
-                <w:rFonts w:ascii="Trebuchet MS" w:hAnsi="Trebuchet MS"/>
-                <w:sz w:val="20"/>
-                <w:szCs w:val="20"/>
-              </w:rPr>
-            </w:pPr>
-          </w:p>
-        </w:tc>
-        <w:tc>
-          <w:tcPr>
-            <w:tcW w:w="3312" w:type="dxa"/>
-          </w:tcPr>
-          <w:p>
-            <w:pPr>
-              <w:rPr>
-                <w:rFonts w:ascii="Trebuchet MS" w:hAnsi="Trebuchet MS"/>
-                <w:sz w:val="20"/>
-                <w:szCs w:val="20"/>
-              </w:rPr>
-            </w:pPr>
-          </w:p>
-        </w:tc>
-        <w:tc>
-          <w:tcPr>
-            <w:tcW w:w="1276" w:type="dxa"/>
-          </w:tcPr>
-          <w:p>
-            <w:pPr>
-              <w:jc w:val="center"/>
-              <w:rPr>
-                <w:rFonts w:ascii="Trebuchet MS" w:hAnsi="Trebuchet MS"/>
-                <w:sz w:val="20"/>
-                <w:szCs w:val="20"/>
-              </w:rPr>
-            </w:pPr>
-          </w:p>
-        </w:tc>
-        <w:tc>
-          <w:tcPr>
-            <w:tcW w:w="1417" w:type="dxa"/>
-          </w:tcPr>
-          <w:p>
-            <w:pPr>
-              <w:jc w:val="center"/>
-              <w:rPr>
-                <w:rFonts w:ascii="Trebuchet MS" w:hAnsi="Trebuchet MS"/>
-                <w:sz w:val="20"/>
-                <w:szCs w:val="20"/>
-              </w:rPr>
-            </w:pPr>
-          </w:p>
-        </w:tc>
-        <w:tc>
-          <w:tcPr>
-            <w:tcW w:w="2687" w:type="dxa"/>
-          </w:tcPr>
-          <w:p>
-            <w:pPr>
-              <w:rPr>
-                <w:rFonts w:ascii="Trebuchet MS" w:hAnsi="Trebuchet MS"/>
-                <w:sz w:val="20"/>
-                <w:szCs w:val="20"/>
-              </w:rPr>
-            </w:pPr>
-          </w:p>
-        </w:tc>
-      </w:tr>
-      <w:tr>
-        <w:trPr>
-          <w:jc w:val="center"/>
-        </w:trPr>
-        <w:tc>
-          <w:tcPr>
-            <w:tcW w:w="936" w:type="dxa"/>
-          </w:tcPr>
-          <w:p>
-            <w:pPr>
-              <w:jc w:val="center"/>
-              <w:rPr>
-                <w:rFonts w:ascii="Trebuchet MS" w:hAnsi="Trebuchet MS"/>
-                <w:sz w:val="20"/>
-                <w:szCs w:val="20"/>
-              </w:rPr>
-            </w:pPr>
-          </w:p>
-        </w:tc>
-        <w:tc>
-          <w:tcPr>
-            <w:tcW w:w="3312" w:type="dxa"/>
-          </w:tcPr>
-          <w:p>
-            <w:pPr>
-              <w:rPr>
-                <w:rFonts w:ascii="Trebuchet MS" w:hAnsi="Trebuchet MS"/>
-                <w:sz w:val="20"/>
-                <w:szCs w:val="20"/>
-              </w:rPr>
-            </w:pPr>
-          </w:p>
-        </w:tc>
-        <w:tc>
-          <w:tcPr>
-            <w:tcW w:w="1276" w:type="dxa"/>
-          </w:tcPr>
-          <w:p>
-            <w:pPr>
-              <w:jc w:val="center"/>
-              <w:rPr>
-                <w:rFonts w:ascii="Trebuchet MS" w:hAnsi="Trebuchet MS"/>
-                <w:sz w:val="20"/>
-                <w:szCs w:val="20"/>
-              </w:rPr>
-            </w:pPr>
-          </w:p>
-        </w:tc>
-        <w:tc>
-          <w:tcPr>
-            <w:tcW w:w="1417" w:type="dxa"/>
-          </w:tcPr>
-          <w:p>
-            <w:pPr>
-              <w:jc w:val="center"/>
-              <w:rPr>
-                <w:rFonts w:ascii="Trebuchet MS" w:hAnsi="Trebuchet MS"/>
-                <w:sz w:val="20"/>
-                <w:szCs w:val="20"/>
-              </w:rPr>
-            </w:pPr>
-          </w:p>
-        </w:tc>
-        <w:tc>
-          <w:tcPr>
-            <w:tcW w:w="2687" w:type="dxa"/>
-          </w:tcPr>
-          <w:p>
-            <w:pPr>
-              <w:rPr>
-                <w:rFonts w:ascii="Trebuchet MS" w:hAnsi="Trebuchet MS"/>
-                <w:sz w:val="20"/>
-                <w:szCs w:val="20"/>
-              </w:rPr>
-            </w:pPr>
-          </w:p>
-        </w:tc>
-      </w:tr>
-      <w:tr>
-        <w:trPr>
-          <w:jc w:val="center"/>
-        </w:trPr>
-        <w:tc>
-          <w:tcPr>
-            <w:tcW w:w="936" w:type="dxa"/>
-          </w:tcPr>
-          <w:p>
-            <w:pPr>
-              <w:jc w:val="center"/>
-              <w:rPr>
-                <w:rFonts w:ascii="Trebuchet MS" w:hAnsi="Trebuchet MS"/>
-                <w:sz w:val="20"/>
-                <w:szCs w:val="20"/>
-              </w:rPr>
-            </w:pPr>
-          </w:p>
-        </w:tc>
-        <w:tc>
-          <w:tcPr>
-            <w:tcW w:w="3312" w:type="dxa"/>
-          </w:tcPr>
-          <w:p>
-            <w:pPr>
-              <w:rPr>
-                <w:rFonts w:ascii="Trebuchet MS" w:hAnsi="Trebuchet MS"/>
-                <w:sz w:val="20"/>
-                <w:szCs w:val="20"/>
-              </w:rPr>
-            </w:pPr>
-          </w:p>
-        </w:tc>
-        <w:tc>
-          <w:tcPr>
-            <w:tcW w:w="1276" w:type="dxa"/>
-          </w:tcPr>
-          <w:p>
-            <w:pPr>
-              <w:jc w:val="center"/>
-              <w:rPr>
-                <w:rFonts w:ascii="Trebuchet MS" w:hAnsi="Trebuchet MS"/>
-                <w:sz w:val="20"/>
-                <w:szCs w:val="20"/>
-              </w:rPr>
-            </w:pPr>
-          </w:p>
-        </w:tc>
-        <w:tc>
-          <w:tcPr>
-            <w:tcW w:w="1417" w:type="dxa"/>
-          </w:tcPr>
-          <w:p>
-            <w:pPr>
-              <w:jc w:val="center"/>
-              <w:rPr>
-                <w:rFonts w:ascii="Trebuchet MS" w:hAnsi="Trebuchet MS"/>
-                <w:sz w:val="20"/>
-                <w:szCs w:val="20"/>
-              </w:rPr>
-            </w:pPr>
-          </w:p>
-        </w:tc>
-        <w:tc>
-          <w:tcPr>
-            <w:tcW w:w="2687" w:type="dxa"/>
-          </w:tcPr>
-          <w:p>
-            <w:pPr>
-              <w:rPr>
-                <w:rFonts w:ascii="Trebuchet MS" w:hAnsi="Trebuchet MS"/>
-                <w:sz w:val="20"/>
-                <w:szCs w:val="20"/>
-              </w:rPr>
-            </w:pPr>
-          </w:p>
-        </w:tc>
-      </w:tr>
-      <w:tr>
-        <w:trPr>
-          <w:jc w:val="center"/>
-        </w:trPr>
-        <w:tc>
-          <w:tcPr>
-            <w:tcW w:w="936" w:type="dxa"/>
-          </w:tcPr>
-          <w:p>
-            <w:pPr>
-              <w:jc w:val="center"/>
-              <w:rPr>
-                <w:rFonts w:ascii="Trebuchet MS" w:hAnsi="Trebuchet MS"/>
-                <w:sz w:val="20"/>
-                <w:szCs w:val="20"/>
-              </w:rPr>
-            </w:pPr>
-          </w:p>
-        </w:tc>
-        <w:tc>
-          <w:tcPr>
-            <w:tcW w:w="3312" w:type="dxa"/>
-          </w:tcPr>
-          <w:p>
-            <w:pPr>
-              <w:rPr>
-                <w:rFonts w:ascii="Trebuchet MS" w:hAnsi="Trebuchet MS"/>
-                <w:sz w:val="20"/>
-                <w:szCs w:val="20"/>
-              </w:rPr>
-            </w:pPr>
-          </w:p>
-        </w:tc>
-        <w:tc>
-          <w:tcPr>
-            <w:tcW w:w="1276" w:type="dxa"/>
-          </w:tcPr>
-          <w:p>
-            <w:pPr>
-              <w:jc w:val="center"/>
-              <w:rPr>
-                <w:rFonts w:ascii="Trebuchet MS" w:hAnsi="Trebuchet MS"/>
-                <w:sz w:val="20"/>
-                <w:szCs w:val="20"/>
-              </w:rPr>
-            </w:pPr>
-          </w:p>
-        </w:tc>
-        <w:tc>
-          <w:tcPr>
-            <w:tcW w:w="1417" w:type="dxa"/>
-          </w:tcPr>
-          <w:p>
-            <w:pPr>
-              <w:jc w:val="center"/>
-              <w:rPr>
-                <w:rFonts w:ascii="Trebuchet MS" w:hAnsi="Trebuchet MS"/>
-                <w:sz w:val="20"/>
-                <w:szCs w:val="20"/>
-              </w:rPr>
-            </w:pPr>
-          </w:p>
-        </w:tc>
-        <w:tc>
-          <w:tcPr>
-            <w:tcW w:w="2687" w:type="dxa"/>
-          </w:tcPr>
-          <w:p>
-            <w:pPr>
-              <w:rPr>
-                <w:rFonts w:ascii="Trebuchet MS" w:hAnsi="Trebuchet MS"/>
-                <w:sz w:val="20"/>
-                <w:szCs w:val="20"/>
-              </w:rPr>
-            </w:pPr>
-          </w:p>
-        </w:tc>
-      </w:tr>
-      <w:tr>
-        <w:trPr>
-          <w:jc w:val="center"/>
-        </w:trPr>
-        <w:tc>
-          <w:tcPr>
-            <w:tcW w:w="936" w:type="dxa"/>
-          </w:tcPr>
-          <w:p>
-            <w:pPr>
-              <w:jc w:val="center"/>
-              <w:rPr>
-                <w:rFonts w:ascii="Trebuchet MS" w:hAnsi="Trebuchet MS"/>
-                <w:sz w:val="20"/>
-                <w:szCs w:val="20"/>
-              </w:rPr>
-            </w:pPr>
-          </w:p>
-        </w:tc>
-        <w:tc>
-          <w:tcPr>
-            <w:tcW w:w="3312" w:type="dxa"/>
-          </w:tcPr>
-          <w:p>
-            <w:pPr>
-              <w:rPr>
-                <w:rFonts w:ascii="Trebuchet MS" w:hAnsi="Trebuchet MS"/>
-                <w:sz w:val="20"/>
-                <w:szCs w:val="20"/>
-              </w:rPr>
-            </w:pPr>
-          </w:p>
-        </w:tc>
-        <w:tc>
-          <w:tcPr>
-            <w:tcW w:w="1276" w:type="dxa"/>
-          </w:tcPr>
-          <w:p>
-            <w:pPr>
-              <w:jc w:val="center"/>
-              <w:rPr>
-                <w:rFonts w:ascii="Trebuchet MS" w:hAnsi="Trebuchet MS"/>
-                <w:sz w:val="20"/>
-                <w:szCs w:val="20"/>
-              </w:rPr>
-            </w:pPr>
-          </w:p>
-        </w:tc>
-        <w:tc>
-          <w:tcPr>
-            <w:tcW w:w="1417" w:type="dxa"/>
-          </w:tcPr>
-          <w:p>
-            <w:pPr>
-              <w:jc w:val="center"/>
-              <w:rPr>
-                <w:rFonts w:ascii="Trebuchet MS" w:hAnsi="Trebuchet MS"/>
-                <w:sz w:val="20"/>
-                <w:szCs w:val="20"/>
-              </w:rPr>
-            </w:pPr>
-          </w:p>
-        </w:tc>
-        <w:tc>
-          <w:tcPr>
-            <w:tcW w:w="2687" w:type="dxa"/>
-          </w:tcPr>
-          <w:p>
-            <w:pPr>
-              <w:rPr>
-                <w:rFonts w:ascii="Trebuchet MS" w:hAnsi="Trebuchet MS"/>
-                <w:sz w:val="20"/>
-                <w:szCs w:val="20"/>
-              </w:rPr>
-            </w:pPr>
-          </w:p>
-        </w:tc>
-      </w:tr>
-      <w:tr>
-        <w:trPr>
-          <w:jc w:val="center"/>
-        </w:trPr>
-        <w:tc>
-          <w:tcPr>
-            <w:tcW w:w="936" w:type="dxa"/>
-          </w:tcPr>
-          <w:p>
-            <w:pPr>
-              <w:jc w:val="center"/>
-              <w:rPr>
-                <w:rFonts w:ascii="Trebuchet MS" w:hAnsi="Trebuchet MS"/>
-                <w:sz w:val="20"/>
-                <w:szCs w:val="20"/>
-              </w:rPr>
-            </w:pPr>
-          </w:p>
-        </w:tc>
-        <w:tc>
-          <w:tcPr>
-            <w:tcW w:w="3312" w:type="dxa"/>
+              <w:t>(</w:t>
+            </w:r>
+            <w:r>
+              <w:rPr>
+                <w:rFonts w:ascii="Trebuchet MS" w:hAnsi="Trebuchet MS"/>
+                <w:sz w:val="20"/>
+                <w:szCs w:val="20"/>
+              </w:rPr>
+              <w:t>Sæt kryds hvis ja)</w:t>
+            </w:r>
+          </w:p>
+        </w:tc>
+      </w:tr>
+      <w:tr>
+        <w:trPr>
+          <w:jc w:val="center"/>
+        </w:trPr>
+        <w:tc>
+          <w:tcPr>
+            <w:tcW w:w="913" w:type="dxa"/>
+          </w:tcPr>
+          <w:p>
+            <w:pPr>
+              <w:jc w:val="center"/>
+              <w:rPr>
+                <w:rFonts w:ascii="Trebuchet MS" w:hAnsi="Trebuchet MS"/>
+                <w:sz w:val="20"/>
+                <w:szCs w:val="20"/>
+              </w:rPr>
+            </w:pPr>
+          </w:p>
+        </w:tc>
+        <w:tc>
+          <w:tcPr>
+            <w:tcW w:w="3652" w:type="dxa"/>
+          </w:tcPr>
+          <w:p>
+            <w:pPr>
+              <w:rPr>
+                <w:rFonts w:ascii="Trebuchet MS" w:hAnsi="Trebuchet MS"/>
+                <w:sz w:val="20"/>
+                <w:szCs w:val="20"/>
+              </w:rPr>
+            </w:pPr>
+          </w:p>
+        </w:tc>
+        <w:tc>
+          <w:tcPr>
+            <w:tcW w:w="1065" w:type="dxa"/>
+          </w:tcPr>
+          <w:p>
+            <w:pPr>
+              <w:jc w:val="center"/>
+              <w:rPr>
+                <w:rFonts w:ascii="Trebuchet MS" w:hAnsi="Trebuchet MS"/>
+                <w:sz w:val="20"/>
+                <w:szCs w:val="20"/>
+              </w:rPr>
+            </w:pPr>
+          </w:p>
+        </w:tc>
+        <w:tc>
+          <w:tcPr>
+            <w:tcW w:w="1105" w:type="dxa"/>
+          </w:tcPr>
+          <w:p>
+            <w:pPr>
+              <w:jc w:val="center"/>
+              <w:rPr>
+                <w:rFonts w:ascii="Trebuchet MS" w:hAnsi="Trebuchet MS"/>
+                <w:sz w:val="20"/>
+                <w:szCs w:val="20"/>
+              </w:rPr>
+            </w:pPr>
+          </w:p>
+        </w:tc>
+        <w:tc>
+          <w:tcPr>
+            <w:tcW w:w="1263" w:type="dxa"/>
+          </w:tcPr>
+          <w:p>
+            <w:pPr>
+              <w:jc w:val="center"/>
+              <w:rPr>
+                <w:rFonts w:ascii="Trebuchet MS" w:hAnsi="Trebuchet MS"/>
+                <w:sz w:val="20"/>
+                <w:szCs w:val="20"/>
+              </w:rPr>
+            </w:pPr>
+          </w:p>
+        </w:tc>
+        <w:tc>
+          <w:tcPr>
+            <w:tcW w:w="1630" w:type="dxa"/>
+          </w:tcPr>
+          <w:p>
+            <w:pPr>
+              <w:rPr>
+                <w:rFonts w:ascii="Trebuchet MS" w:hAnsi="Trebuchet MS"/>
+                <w:sz w:val="20"/>
+                <w:szCs w:val="20"/>
+              </w:rPr>
+            </w:pPr>
+          </w:p>
+        </w:tc>
+      </w:tr>
+      <w:tr>
+        <w:trPr>
+          <w:jc w:val="center"/>
+        </w:trPr>
+        <w:tc>
+          <w:tcPr>
+            <w:tcW w:w="913" w:type="dxa"/>
+          </w:tcPr>
+          <w:p>
+            <w:pPr>
+              <w:jc w:val="center"/>
+              <w:rPr>
+                <w:rFonts w:ascii="Trebuchet MS" w:hAnsi="Trebuchet MS"/>
+                <w:sz w:val="20"/>
+                <w:szCs w:val="20"/>
+              </w:rPr>
+            </w:pPr>
+          </w:p>
+        </w:tc>
+        <w:tc>
+          <w:tcPr>
+            <w:tcW w:w="3652" w:type="dxa"/>
+          </w:tcPr>
+          <w:p>
+            <w:pPr>
+              <w:rPr>
+                <w:rFonts w:ascii="Trebuchet MS" w:hAnsi="Trebuchet MS"/>
+                <w:sz w:val="20"/>
+                <w:szCs w:val="20"/>
+              </w:rPr>
+            </w:pPr>
+          </w:p>
+        </w:tc>
+        <w:tc>
+          <w:tcPr>
+            <w:tcW w:w="1065" w:type="dxa"/>
+          </w:tcPr>
+          <w:p>
+            <w:pPr>
+              <w:jc w:val="center"/>
+              <w:rPr>
+                <w:rFonts w:ascii="Trebuchet MS" w:hAnsi="Trebuchet MS"/>
+                <w:sz w:val="20"/>
+                <w:szCs w:val="20"/>
+              </w:rPr>
+            </w:pPr>
+          </w:p>
+        </w:tc>
+        <w:tc>
+          <w:tcPr>
+            <w:tcW w:w="1105" w:type="dxa"/>
+          </w:tcPr>
+          <w:p>
+            <w:pPr>
+              <w:jc w:val="center"/>
+              <w:rPr>
+                <w:rFonts w:ascii="Trebuchet MS" w:hAnsi="Trebuchet MS"/>
+                <w:sz w:val="20"/>
+                <w:szCs w:val="20"/>
+              </w:rPr>
+            </w:pPr>
+          </w:p>
+        </w:tc>
+        <w:tc>
+          <w:tcPr>
+            <w:tcW w:w="1263" w:type="dxa"/>
+          </w:tcPr>
+          <w:p>
+            <w:pPr>
+              <w:jc w:val="center"/>
+              <w:rPr>
+                <w:rFonts w:ascii="Trebuchet MS" w:hAnsi="Trebuchet MS"/>
+                <w:sz w:val="20"/>
+                <w:szCs w:val="20"/>
+              </w:rPr>
+            </w:pPr>
+          </w:p>
+        </w:tc>
+        <w:tc>
+          <w:tcPr>
+            <w:tcW w:w="1630" w:type="dxa"/>
+          </w:tcPr>
+          <w:p>
+            <w:pPr>
+              <w:rPr>
+                <w:rFonts w:ascii="Trebuchet MS" w:hAnsi="Trebuchet MS"/>
+                <w:sz w:val="20"/>
+                <w:szCs w:val="20"/>
+              </w:rPr>
+            </w:pPr>
+          </w:p>
+        </w:tc>
+      </w:tr>
+      <w:tr>
+        <w:trPr>
+          <w:jc w:val="center"/>
+        </w:trPr>
+        <w:tc>
+          <w:tcPr>
+            <w:tcW w:w="913" w:type="dxa"/>
+          </w:tcPr>
+          <w:p>
+            <w:pPr>
+              <w:jc w:val="center"/>
+              <w:rPr>
+                <w:rFonts w:ascii="Trebuchet MS" w:hAnsi="Trebuchet MS"/>
+                <w:sz w:val="20"/>
+                <w:szCs w:val="20"/>
+              </w:rPr>
+            </w:pPr>
+          </w:p>
+        </w:tc>
+        <w:tc>
+          <w:tcPr>
+            <w:tcW w:w="3652" w:type="dxa"/>
+          </w:tcPr>
+          <w:p>
+            <w:pPr>
+              <w:rPr>
+                <w:rFonts w:ascii="Trebuchet MS" w:hAnsi="Trebuchet MS"/>
+                <w:sz w:val="20"/>
+                <w:szCs w:val="20"/>
+              </w:rPr>
+            </w:pPr>
+          </w:p>
+        </w:tc>
+        <w:tc>
+          <w:tcPr>
+            <w:tcW w:w="1065" w:type="dxa"/>
+          </w:tcPr>
+          <w:p>
+            <w:pPr>
+              <w:jc w:val="center"/>
+              <w:rPr>
+                <w:rFonts w:ascii="Trebuchet MS" w:hAnsi="Trebuchet MS"/>
+                <w:sz w:val="20"/>
+                <w:szCs w:val="20"/>
+              </w:rPr>
+            </w:pPr>
+          </w:p>
+        </w:tc>
+        <w:tc>
+          <w:tcPr>
+            <w:tcW w:w="1105" w:type="dxa"/>
+          </w:tcPr>
+          <w:p>
+            <w:pPr>
+              <w:jc w:val="center"/>
+              <w:rPr>
+                <w:rFonts w:ascii="Trebuchet MS" w:hAnsi="Trebuchet MS"/>
+                <w:sz w:val="20"/>
+                <w:szCs w:val="20"/>
+              </w:rPr>
+            </w:pPr>
+          </w:p>
+        </w:tc>
+        <w:tc>
+          <w:tcPr>
+            <w:tcW w:w="1263" w:type="dxa"/>
+          </w:tcPr>
+          <w:p>
+            <w:pPr>
+              <w:jc w:val="center"/>
+              <w:rPr>
+                <w:rFonts w:ascii="Trebuchet MS" w:hAnsi="Trebuchet MS"/>
+                <w:sz w:val="20"/>
+                <w:szCs w:val="20"/>
+              </w:rPr>
+            </w:pPr>
+          </w:p>
+        </w:tc>
+        <w:tc>
+          <w:tcPr>
+            <w:tcW w:w="1630" w:type="dxa"/>
+          </w:tcPr>
+          <w:p>
+            <w:pPr>
+              <w:rPr>
+                <w:rFonts w:ascii="Trebuchet MS" w:hAnsi="Trebuchet MS"/>
+                <w:sz w:val="20"/>
+                <w:szCs w:val="20"/>
+              </w:rPr>
+            </w:pPr>
+          </w:p>
+        </w:tc>
+      </w:tr>
+      <w:tr>
+        <w:trPr>
+          <w:jc w:val="center"/>
+        </w:trPr>
+        <w:tc>
+          <w:tcPr>
+            <w:tcW w:w="913" w:type="dxa"/>
+          </w:tcPr>
+          <w:p>
+            <w:pPr>
+              <w:jc w:val="center"/>
+              <w:rPr>
+                <w:rFonts w:ascii="Trebuchet MS" w:hAnsi="Trebuchet MS"/>
+                <w:sz w:val="20"/>
+                <w:szCs w:val="20"/>
+              </w:rPr>
+            </w:pPr>
+          </w:p>
+        </w:tc>
+        <w:tc>
+          <w:tcPr>
+            <w:tcW w:w="3652" w:type="dxa"/>
+          </w:tcPr>
+          <w:p>
+            <w:pPr>
+              <w:rPr>
+                <w:rFonts w:ascii="Trebuchet MS" w:hAnsi="Trebuchet MS"/>
+                <w:sz w:val="20"/>
+                <w:szCs w:val="20"/>
+              </w:rPr>
+            </w:pPr>
+          </w:p>
+        </w:tc>
+        <w:tc>
+          <w:tcPr>
+            <w:tcW w:w="1065" w:type="dxa"/>
+          </w:tcPr>
+          <w:p>
+            <w:pPr>
+              <w:jc w:val="center"/>
+              <w:rPr>
+                <w:rFonts w:ascii="Trebuchet MS" w:hAnsi="Trebuchet MS"/>
+                <w:sz w:val="20"/>
+                <w:szCs w:val="20"/>
+              </w:rPr>
+            </w:pPr>
+          </w:p>
+        </w:tc>
+        <w:tc>
+          <w:tcPr>
+            <w:tcW w:w="1105" w:type="dxa"/>
+          </w:tcPr>
+          <w:p>
+            <w:pPr>
+              <w:jc w:val="center"/>
+              <w:rPr>
+                <w:rFonts w:ascii="Trebuchet MS" w:hAnsi="Trebuchet MS"/>
+                <w:sz w:val="20"/>
+                <w:szCs w:val="20"/>
+              </w:rPr>
+            </w:pPr>
+          </w:p>
+        </w:tc>
+        <w:tc>
+          <w:tcPr>
+            <w:tcW w:w="1263" w:type="dxa"/>
+          </w:tcPr>
+          <w:p>
+            <w:pPr>
+              <w:jc w:val="center"/>
+              <w:rPr>
+                <w:rFonts w:ascii="Trebuchet MS" w:hAnsi="Trebuchet MS"/>
+                <w:sz w:val="20"/>
+                <w:szCs w:val="20"/>
+              </w:rPr>
+            </w:pPr>
+          </w:p>
+        </w:tc>
+        <w:tc>
+          <w:tcPr>
+            <w:tcW w:w="1630" w:type="dxa"/>
+          </w:tcPr>
+          <w:p>
+            <w:pPr>
+              <w:rPr>
+                <w:rFonts w:ascii="Trebuchet MS" w:hAnsi="Trebuchet MS"/>
+                <w:sz w:val="20"/>
+                <w:szCs w:val="20"/>
+              </w:rPr>
+            </w:pPr>
+          </w:p>
+        </w:tc>
+      </w:tr>
+      <w:tr>
+        <w:trPr>
+          <w:jc w:val="center"/>
+        </w:trPr>
+        <w:tc>
+          <w:tcPr>
+            <w:tcW w:w="913" w:type="dxa"/>
+          </w:tcPr>
+          <w:p>
+            <w:pPr>
+              <w:jc w:val="center"/>
+              <w:rPr>
+                <w:rFonts w:ascii="Trebuchet MS" w:hAnsi="Trebuchet MS"/>
+                <w:sz w:val="20"/>
+                <w:szCs w:val="20"/>
+              </w:rPr>
+            </w:pPr>
+          </w:p>
+        </w:tc>
+        <w:tc>
+          <w:tcPr>
+            <w:tcW w:w="3652" w:type="dxa"/>
+          </w:tcPr>
+          <w:p>
+            <w:pPr>
+              <w:rPr>
+                <w:rFonts w:ascii="Trebuchet MS" w:hAnsi="Trebuchet MS"/>
+                <w:sz w:val="20"/>
+                <w:szCs w:val="20"/>
+              </w:rPr>
+            </w:pPr>
+          </w:p>
+        </w:tc>
+        <w:tc>
+          <w:tcPr>
+            <w:tcW w:w="1065" w:type="dxa"/>
+          </w:tcPr>
+          <w:p>
+            <w:pPr>
+              <w:jc w:val="center"/>
+              <w:rPr>
+                <w:rFonts w:ascii="Trebuchet MS" w:hAnsi="Trebuchet MS"/>
+                <w:sz w:val="20"/>
+                <w:szCs w:val="20"/>
+              </w:rPr>
+            </w:pPr>
+          </w:p>
+        </w:tc>
+        <w:tc>
+          <w:tcPr>
+            <w:tcW w:w="1105" w:type="dxa"/>
+          </w:tcPr>
+          <w:p>
+            <w:pPr>
+              <w:jc w:val="center"/>
+              <w:rPr>
+                <w:rFonts w:ascii="Trebuchet MS" w:hAnsi="Trebuchet MS"/>
+                <w:sz w:val="20"/>
+                <w:szCs w:val="20"/>
+              </w:rPr>
+            </w:pPr>
+          </w:p>
+        </w:tc>
+        <w:tc>
+          <w:tcPr>
+            <w:tcW w:w="1263" w:type="dxa"/>
+          </w:tcPr>
+          <w:p>
+            <w:pPr>
+              <w:jc w:val="center"/>
+              <w:rPr>
+                <w:rFonts w:ascii="Trebuchet MS" w:hAnsi="Trebuchet MS"/>
+                <w:sz w:val="20"/>
+                <w:szCs w:val="20"/>
+              </w:rPr>
+            </w:pPr>
+          </w:p>
+        </w:tc>
+        <w:tc>
+          <w:tcPr>
+            <w:tcW w:w="1630" w:type="dxa"/>
+          </w:tcPr>
+          <w:p>
+            <w:pPr>
+              <w:rPr>
+                <w:rFonts w:ascii="Trebuchet MS" w:hAnsi="Trebuchet MS"/>
+                <w:sz w:val="20"/>
+                <w:szCs w:val="20"/>
+              </w:rPr>
+            </w:pPr>
+          </w:p>
+        </w:tc>
+      </w:tr>
+      <w:tr>
+        <w:trPr>
+          <w:jc w:val="center"/>
+        </w:trPr>
+        <w:tc>
+          <w:tcPr>
+            <w:tcW w:w="913" w:type="dxa"/>
+          </w:tcPr>
+          <w:p>
+            <w:pPr>
+              <w:jc w:val="center"/>
+              <w:rPr>
+                <w:rFonts w:ascii="Trebuchet MS" w:hAnsi="Trebuchet MS"/>
+                <w:sz w:val="20"/>
+                <w:szCs w:val="20"/>
+              </w:rPr>
+            </w:pPr>
+          </w:p>
+        </w:tc>
+        <w:tc>
+          <w:tcPr>
+            <w:tcW w:w="3652" w:type="dxa"/>
+          </w:tcPr>
+          <w:p>
+            <w:pPr>
+              <w:rPr>
+                <w:rFonts w:ascii="Trebuchet MS" w:hAnsi="Trebuchet MS"/>
+                <w:sz w:val="20"/>
+                <w:szCs w:val="20"/>
+              </w:rPr>
+            </w:pPr>
+          </w:p>
+        </w:tc>
+        <w:tc>
+          <w:tcPr>
+            <w:tcW w:w="1065" w:type="dxa"/>
+          </w:tcPr>
+          <w:p>
+            <w:pPr>
+              <w:jc w:val="center"/>
+              <w:rPr>
+                <w:rFonts w:ascii="Trebuchet MS" w:hAnsi="Trebuchet MS"/>
+                <w:sz w:val="20"/>
+                <w:szCs w:val="20"/>
+              </w:rPr>
+            </w:pPr>
+          </w:p>
+        </w:tc>
+        <w:tc>
+          <w:tcPr>
+            <w:tcW w:w="1105" w:type="dxa"/>
+          </w:tcPr>
+          <w:p>
+            <w:pPr>
+              <w:jc w:val="center"/>
+              <w:rPr>
+                <w:rFonts w:ascii="Trebuchet MS" w:hAnsi="Trebuchet MS"/>
+                <w:sz w:val="20"/>
+                <w:szCs w:val="20"/>
+              </w:rPr>
+            </w:pPr>
+          </w:p>
+        </w:tc>
+        <w:tc>
+          <w:tcPr>
+            <w:tcW w:w="1263" w:type="dxa"/>
+          </w:tcPr>
+          <w:p>
+            <w:pPr>
+              <w:jc w:val="center"/>
+              <w:rPr>
+                <w:rFonts w:ascii="Trebuchet MS" w:hAnsi="Trebuchet MS"/>
+                <w:sz w:val="20"/>
+                <w:szCs w:val="20"/>
+              </w:rPr>
+            </w:pPr>
+          </w:p>
+        </w:tc>
+        <w:tc>
+          <w:tcPr>
+            <w:tcW w:w="1630" w:type="dxa"/>
+          </w:tcPr>
+          <w:p>
+            <w:pPr>
+              <w:rPr>
+                <w:rFonts w:ascii="Trebuchet MS" w:hAnsi="Trebuchet MS"/>
+                <w:sz w:val="20"/>
+                <w:szCs w:val="20"/>
+              </w:rPr>
+            </w:pPr>
+          </w:p>
+        </w:tc>
+      </w:tr>
+      <w:tr>
+        <w:trPr>
+          <w:jc w:val="center"/>
+        </w:trPr>
+        <w:tc>
+          <w:tcPr>
+            <w:tcW w:w="913" w:type="dxa"/>
+          </w:tcPr>
+          <w:p>
+            <w:pPr>
+              <w:jc w:val="center"/>
+              <w:rPr>
+                <w:rFonts w:ascii="Trebuchet MS" w:hAnsi="Trebuchet MS"/>
+                <w:sz w:val="20"/>
+                <w:szCs w:val="20"/>
+              </w:rPr>
+            </w:pPr>
+          </w:p>
+        </w:tc>
+        <w:tc>
+          <w:tcPr>
+            <w:tcW w:w="3652" w:type="dxa"/>
+          </w:tcPr>
+          <w:p>
+            <w:pPr>
+              <w:rPr>
+                <w:rFonts w:ascii="Trebuchet MS" w:hAnsi="Trebuchet MS"/>
+                <w:sz w:val="20"/>
+                <w:szCs w:val="20"/>
+              </w:rPr>
+            </w:pPr>
+          </w:p>
+        </w:tc>
+        <w:tc>
+          <w:tcPr>
+            <w:tcW w:w="1065" w:type="dxa"/>
+          </w:tcPr>
+          <w:p>
+            <w:pPr>
+              <w:jc w:val="center"/>
+              <w:rPr>
+                <w:rFonts w:ascii="Trebuchet MS" w:hAnsi="Trebuchet MS"/>
+                <w:sz w:val="20"/>
+                <w:szCs w:val="20"/>
+              </w:rPr>
+            </w:pPr>
+          </w:p>
+        </w:tc>
+        <w:tc>
+          <w:tcPr>
+            <w:tcW w:w="1105" w:type="dxa"/>
+          </w:tcPr>
+          <w:p>
+            <w:pPr>
+              <w:jc w:val="center"/>
+              <w:rPr>
+                <w:rFonts w:ascii="Trebuchet MS" w:hAnsi="Trebuchet MS"/>
+                <w:sz w:val="20"/>
+                <w:szCs w:val="20"/>
+              </w:rPr>
+            </w:pPr>
+          </w:p>
+        </w:tc>
+        <w:tc>
+          <w:tcPr>
+            <w:tcW w:w="1263" w:type="dxa"/>
+          </w:tcPr>
+          <w:p>
+            <w:pPr>
+              <w:jc w:val="center"/>
+              <w:rPr>
+                <w:rFonts w:ascii="Trebuchet MS" w:hAnsi="Trebuchet MS"/>
+                <w:sz w:val="20"/>
+                <w:szCs w:val="20"/>
+              </w:rPr>
+            </w:pPr>
+          </w:p>
+        </w:tc>
+        <w:tc>
+          <w:tcPr>
+            <w:tcW w:w="1630" w:type="dxa"/>
+          </w:tcPr>
+          <w:p>
+            <w:pPr>
+              <w:rPr>
+                <w:rFonts w:ascii="Trebuchet MS" w:hAnsi="Trebuchet MS"/>
+                <w:sz w:val="20"/>
+                <w:szCs w:val="20"/>
+              </w:rPr>
+            </w:pPr>
+          </w:p>
+        </w:tc>
+      </w:tr>
+      <w:tr>
+        <w:trPr>
+          <w:jc w:val="center"/>
+        </w:trPr>
+        <w:tc>
+          <w:tcPr>
+            <w:tcW w:w="913" w:type="dxa"/>
+          </w:tcPr>
+          <w:p>
+            <w:pPr>
+              <w:jc w:val="center"/>
+              <w:rPr>
+                <w:rFonts w:ascii="Trebuchet MS" w:hAnsi="Trebuchet MS"/>
+                <w:sz w:val="20"/>
+                <w:szCs w:val="20"/>
+              </w:rPr>
+            </w:pPr>
+          </w:p>
+        </w:tc>
+        <w:tc>
+          <w:tcPr>
+            <w:tcW w:w="3652" w:type="dxa"/>
+          </w:tcPr>
+          <w:p>
+            <w:pPr>
+              <w:rPr>
+                <w:rFonts w:ascii="Trebuchet MS" w:hAnsi="Trebuchet MS"/>
+                <w:sz w:val="20"/>
+                <w:szCs w:val="20"/>
+              </w:rPr>
+            </w:pPr>
+          </w:p>
+        </w:tc>
+        <w:tc>
+          <w:tcPr>
+            <w:tcW w:w="1065" w:type="dxa"/>
+          </w:tcPr>
+          <w:p>
+            <w:pPr>
+              <w:jc w:val="center"/>
+              <w:rPr>
+                <w:rFonts w:ascii="Trebuchet MS" w:hAnsi="Trebuchet MS"/>
+                <w:sz w:val="20"/>
+                <w:szCs w:val="20"/>
+              </w:rPr>
+            </w:pPr>
+          </w:p>
+        </w:tc>
+        <w:tc>
+          <w:tcPr>
+            <w:tcW w:w="1105" w:type="dxa"/>
+          </w:tcPr>
+          <w:p>
+            <w:pPr>
+              <w:jc w:val="center"/>
+              <w:rPr>
+                <w:rFonts w:ascii="Trebuchet MS" w:hAnsi="Trebuchet MS"/>
+                <w:sz w:val="20"/>
+                <w:szCs w:val="20"/>
+              </w:rPr>
+            </w:pPr>
+          </w:p>
+        </w:tc>
+        <w:tc>
+          <w:tcPr>
+            <w:tcW w:w="1263" w:type="dxa"/>
+          </w:tcPr>
+          <w:p>
+            <w:pPr>
+              <w:jc w:val="center"/>
+              <w:rPr>
+                <w:rFonts w:ascii="Trebuchet MS" w:hAnsi="Trebuchet MS"/>
+                <w:sz w:val="20"/>
+                <w:szCs w:val="20"/>
+              </w:rPr>
+            </w:pPr>
+          </w:p>
+        </w:tc>
+        <w:tc>
+          <w:tcPr>
+            <w:tcW w:w="1630" w:type="dxa"/>
+          </w:tcPr>
+          <w:p>
+            <w:pPr>
+              <w:rPr>
+                <w:rFonts w:ascii="Trebuchet MS" w:hAnsi="Trebuchet MS"/>
+                <w:sz w:val="20"/>
+                <w:szCs w:val="20"/>
+              </w:rPr>
+            </w:pPr>
+          </w:p>
+        </w:tc>
+      </w:tr>
+      <w:tr>
+        <w:trPr>
+          <w:jc w:val="center"/>
+        </w:trPr>
+        <w:tc>
+          <w:tcPr>
+            <w:tcW w:w="913" w:type="dxa"/>
+          </w:tcPr>
+          <w:p>
+            <w:pPr>
+              <w:jc w:val="center"/>
+              <w:rPr>
+                <w:rFonts w:ascii="Trebuchet MS" w:hAnsi="Trebuchet MS"/>
+                <w:sz w:val="20"/>
+                <w:szCs w:val="20"/>
+              </w:rPr>
+            </w:pPr>
+          </w:p>
+        </w:tc>
+        <w:tc>
+          <w:tcPr>
+            <w:tcW w:w="3652" w:type="dxa"/>
+          </w:tcPr>
+          <w:p>
+            <w:pPr>
+              <w:rPr>
+                <w:rFonts w:ascii="Trebuchet MS" w:hAnsi="Trebuchet MS"/>
+                <w:sz w:val="20"/>
+                <w:szCs w:val="20"/>
+              </w:rPr>
+            </w:pPr>
+          </w:p>
+        </w:tc>
+        <w:tc>
+          <w:tcPr>
+            <w:tcW w:w="1065" w:type="dxa"/>
+          </w:tcPr>
+          <w:p>
+            <w:pPr>
+              <w:jc w:val="center"/>
+              <w:rPr>
+                <w:rFonts w:ascii="Trebuchet MS" w:hAnsi="Trebuchet MS"/>
+                <w:sz w:val="20"/>
+                <w:szCs w:val="20"/>
+              </w:rPr>
+            </w:pPr>
+          </w:p>
+        </w:tc>
+        <w:tc>
+          <w:tcPr>
+            <w:tcW w:w="1105" w:type="dxa"/>
+          </w:tcPr>
+          <w:p>
+            <w:pPr>
+              <w:jc w:val="center"/>
+              <w:rPr>
+                <w:rFonts w:ascii="Trebuchet MS" w:hAnsi="Trebuchet MS"/>
+                <w:sz w:val="20"/>
+                <w:szCs w:val="20"/>
+              </w:rPr>
+            </w:pPr>
+          </w:p>
+        </w:tc>
+        <w:tc>
+          <w:tcPr>
+            <w:tcW w:w="1263" w:type="dxa"/>
+          </w:tcPr>
+          <w:p>
+            <w:pPr>
+              <w:jc w:val="center"/>
+              <w:rPr>
+                <w:rFonts w:ascii="Trebuchet MS" w:hAnsi="Trebuchet MS"/>
+                <w:sz w:val="20"/>
+                <w:szCs w:val="20"/>
+              </w:rPr>
+            </w:pPr>
+          </w:p>
+        </w:tc>
+        <w:tc>
+          <w:tcPr>
+            <w:tcW w:w="1630" w:type="dxa"/>
+          </w:tcPr>
+          <w:p>
+            <w:pPr>
+              <w:rPr>
+                <w:rFonts w:ascii="Trebuchet MS" w:hAnsi="Trebuchet MS"/>
+                <w:sz w:val="20"/>
+                <w:szCs w:val="20"/>
+              </w:rPr>
+            </w:pPr>
+          </w:p>
+        </w:tc>
+      </w:tr>
+      <w:tr>
+        <w:trPr>
+          <w:jc w:val="center"/>
+        </w:trPr>
+        <w:tc>
+          <w:tcPr>
+            <w:tcW w:w="913" w:type="dxa"/>
+          </w:tcPr>
+          <w:p>
+            <w:pPr>
+              <w:jc w:val="center"/>
+              <w:rPr>
+                <w:rFonts w:ascii="Trebuchet MS" w:hAnsi="Trebuchet MS"/>
+                <w:sz w:val="20"/>
+                <w:szCs w:val="20"/>
+              </w:rPr>
+            </w:pPr>
+          </w:p>
+        </w:tc>
+        <w:tc>
+          <w:tcPr>
+            <w:tcW w:w="3652" w:type="dxa"/>
+          </w:tcPr>
+          <w:p>
+            <w:pPr>
+              <w:rPr>
+                <w:rFonts w:ascii="Trebuchet MS" w:hAnsi="Trebuchet MS"/>
+                <w:sz w:val="20"/>
+                <w:szCs w:val="20"/>
+              </w:rPr>
+            </w:pPr>
+          </w:p>
+        </w:tc>
+        <w:tc>
+          <w:tcPr>
+            <w:tcW w:w="1065" w:type="dxa"/>
+          </w:tcPr>
+          <w:p>
+            <w:pPr>
+              <w:jc w:val="center"/>
+              <w:rPr>
+                <w:rFonts w:ascii="Trebuchet MS" w:hAnsi="Trebuchet MS"/>
+                <w:sz w:val="20"/>
+                <w:szCs w:val="20"/>
+              </w:rPr>
+            </w:pPr>
+          </w:p>
+        </w:tc>
+        <w:tc>
+          <w:tcPr>
+            <w:tcW w:w="1105" w:type="dxa"/>
+          </w:tcPr>
+          <w:p>
+            <w:pPr>
+              <w:jc w:val="center"/>
+              <w:rPr>
+                <w:rFonts w:ascii="Trebuchet MS" w:hAnsi="Trebuchet MS"/>
+                <w:sz w:val="20"/>
+                <w:szCs w:val="20"/>
+              </w:rPr>
+            </w:pPr>
+          </w:p>
+        </w:tc>
+        <w:tc>
+          <w:tcPr>
+            <w:tcW w:w="1263" w:type="dxa"/>
+          </w:tcPr>
+          <w:p>
+            <w:pPr>
+              <w:jc w:val="center"/>
+              <w:rPr>
+                <w:rFonts w:ascii="Trebuchet MS" w:hAnsi="Trebuchet MS"/>
+                <w:sz w:val="20"/>
+                <w:szCs w:val="20"/>
+              </w:rPr>
+            </w:pPr>
+          </w:p>
+        </w:tc>
+        <w:tc>
+          <w:tcPr>
+            <w:tcW w:w="1630" w:type="dxa"/>
+          </w:tcPr>
+          <w:p>
+            <w:pPr>
+              <w:rPr>
+                <w:rFonts w:ascii="Trebuchet MS" w:hAnsi="Trebuchet MS"/>
+                <w:sz w:val="20"/>
+                <w:szCs w:val="20"/>
+              </w:rPr>
+            </w:pPr>
+          </w:p>
+        </w:tc>
+      </w:tr>
+      <w:tr>
+        <w:trPr>
+          <w:jc w:val="center"/>
+        </w:trPr>
+        <w:tc>
+          <w:tcPr>
+            <w:tcW w:w="913" w:type="dxa"/>
+          </w:tcPr>
+          <w:p>
+            <w:pPr>
+              <w:jc w:val="center"/>
+              <w:rPr>
+                <w:rFonts w:ascii="Trebuchet MS" w:hAnsi="Trebuchet MS"/>
+                <w:sz w:val="20"/>
+                <w:szCs w:val="20"/>
+              </w:rPr>
+            </w:pPr>
+          </w:p>
+        </w:tc>
+        <w:tc>
+          <w:tcPr>
+            <w:tcW w:w="3652" w:type="dxa"/>
+          </w:tcPr>
+          <w:p>
+            <w:pPr>
+              <w:rPr>
+                <w:rFonts w:ascii="Trebuchet MS" w:hAnsi="Trebuchet MS"/>
+                <w:sz w:val="20"/>
+                <w:szCs w:val="20"/>
+              </w:rPr>
+            </w:pPr>
+          </w:p>
+        </w:tc>
+        <w:tc>
+          <w:tcPr>
+            <w:tcW w:w="1065" w:type="dxa"/>
+          </w:tcPr>
+          <w:p>
+            <w:pPr>
+              <w:jc w:val="center"/>
+              <w:rPr>
+                <w:rFonts w:ascii="Trebuchet MS" w:hAnsi="Trebuchet MS"/>
+                <w:sz w:val="20"/>
+                <w:szCs w:val="20"/>
+              </w:rPr>
+            </w:pPr>
+          </w:p>
+        </w:tc>
+        <w:tc>
+          <w:tcPr>
+            <w:tcW w:w="1105" w:type="dxa"/>
+          </w:tcPr>
+          <w:p>
+            <w:pPr>
+              <w:jc w:val="center"/>
+              <w:rPr>
+                <w:rFonts w:ascii="Trebuchet MS" w:hAnsi="Trebuchet MS"/>
+                <w:sz w:val="20"/>
+                <w:szCs w:val="20"/>
+              </w:rPr>
+            </w:pPr>
+          </w:p>
+        </w:tc>
+        <w:tc>
+          <w:tcPr>
+            <w:tcW w:w="1263" w:type="dxa"/>
+          </w:tcPr>
+          <w:p>
+            <w:pPr>
+              <w:jc w:val="center"/>
+              <w:rPr>
+                <w:rFonts w:ascii="Trebuchet MS" w:hAnsi="Trebuchet MS"/>
+                <w:sz w:val="20"/>
+                <w:szCs w:val="20"/>
+              </w:rPr>
+            </w:pPr>
+          </w:p>
+        </w:tc>
+        <w:tc>
+          <w:tcPr>
+            <w:tcW w:w="1630" w:type="dxa"/>
+          </w:tcPr>
+          <w:p>
+            <w:pPr>
+              <w:rPr>
+                <w:rFonts w:ascii="Trebuchet MS" w:hAnsi="Trebuchet MS"/>
+                <w:sz w:val="20"/>
+                <w:szCs w:val="20"/>
+              </w:rPr>
+            </w:pPr>
+          </w:p>
+        </w:tc>
+      </w:tr>
+      <w:tr>
+        <w:trPr>
+          <w:jc w:val="center"/>
+        </w:trPr>
+        <w:tc>
+          <w:tcPr>
+            <w:tcW w:w="913" w:type="dxa"/>
+          </w:tcPr>
+          <w:p>
+            <w:pPr>
+              <w:jc w:val="center"/>
+              <w:rPr>
+                <w:rFonts w:ascii="Trebuchet MS" w:hAnsi="Trebuchet MS"/>
+                <w:sz w:val="20"/>
+                <w:szCs w:val="20"/>
+              </w:rPr>
+            </w:pPr>
+          </w:p>
+        </w:tc>
+        <w:tc>
+          <w:tcPr>
+            <w:tcW w:w="3652" w:type="dxa"/>
+          </w:tcPr>
+          <w:p>
+            <w:pPr>
+              <w:rPr>
+                <w:rFonts w:ascii="Trebuchet MS" w:hAnsi="Trebuchet MS"/>
+                <w:sz w:val="20"/>
+                <w:szCs w:val="20"/>
+              </w:rPr>
+            </w:pPr>
+          </w:p>
+        </w:tc>
+        <w:tc>
+          <w:tcPr>
+            <w:tcW w:w="1065" w:type="dxa"/>
+          </w:tcPr>
+          <w:p>
+            <w:pPr>
+              <w:jc w:val="center"/>
+              <w:rPr>
+                <w:rFonts w:ascii="Trebuchet MS" w:hAnsi="Trebuchet MS"/>
+                <w:sz w:val="20"/>
+                <w:szCs w:val="20"/>
+              </w:rPr>
+            </w:pPr>
+          </w:p>
+        </w:tc>
+        <w:tc>
+          <w:tcPr>
+            <w:tcW w:w="1105" w:type="dxa"/>
+          </w:tcPr>
+          <w:p>
+            <w:pPr>
+              <w:jc w:val="center"/>
+              <w:rPr>
+                <w:rFonts w:ascii="Trebuchet MS" w:hAnsi="Trebuchet MS"/>
+                <w:sz w:val="20"/>
+                <w:szCs w:val="20"/>
+              </w:rPr>
+            </w:pPr>
+          </w:p>
+        </w:tc>
+        <w:tc>
+          <w:tcPr>
+            <w:tcW w:w="1263" w:type="dxa"/>
+          </w:tcPr>
+          <w:p>
+            <w:pPr>
+              <w:jc w:val="center"/>
+              <w:rPr>
+                <w:rFonts w:ascii="Trebuchet MS" w:hAnsi="Trebuchet MS"/>
+                <w:sz w:val="20"/>
+                <w:szCs w:val="20"/>
+              </w:rPr>
+            </w:pPr>
+          </w:p>
+        </w:tc>
+        <w:tc>
+          <w:tcPr>
+            <w:tcW w:w="1630" w:type="dxa"/>
+          </w:tcPr>
+          <w:p>
+            <w:pPr>
+              <w:rPr>
+                <w:rFonts w:ascii="Trebuchet MS" w:hAnsi="Trebuchet MS"/>
+                <w:sz w:val="20"/>
+                <w:szCs w:val="20"/>
+              </w:rPr>
+            </w:pPr>
+          </w:p>
+        </w:tc>
+      </w:tr>
+      <w:tr>
+        <w:trPr>
+          <w:jc w:val="center"/>
+        </w:trPr>
+        <w:tc>
+          <w:tcPr>
+            <w:tcW w:w="913" w:type="dxa"/>
+          </w:tcPr>
+          <w:p>
+            <w:pPr>
+              <w:jc w:val="center"/>
+              <w:rPr>
+                <w:rFonts w:ascii="Trebuchet MS" w:hAnsi="Trebuchet MS"/>
+                <w:sz w:val="20"/>
+                <w:szCs w:val="20"/>
+              </w:rPr>
+            </w:pPr>
+          </w:p>
+        </w:tc>
+        <w:tc>
+          <w:tcPr>
+            <w:tcW w:w="3652" w:type="dxa"/>
           </w:tcPr>
           <w:p>
             <w:pPr>
@@ -2772,7 +3093,7 @@
         </w:tc>
         <w:tc>
           <w:tcPr>
-            <w:tcW w:w="1276" w:type="dxa"/>
+            <w:tcW w:w="1065" w:type="dxa"/>
             <w:shd w:val="clear" w:color="auto" w:fill="D9D9D9" w:themeFill="background1" w:themeFillShade="D9"/>
           </w:tcPr>
           <w:p>
@@ -2787,7 +3108,7 @@
         </w:tc>
         <w:tc>
           <w:tcPr>
-            <w:tcW w:w="1417" w:type="dxa"/>
+            <w:tcW w:w="1105" w:type="dxa"/>
             <w:shd w:val="clear" w:color="auto" w:fill="D9D9D9" w:themeFill="background1" w:themeFillShade="D9"/>
           </w:tcPr>
           <w:p>
@@ -2802,7 +3123,7 @@
         </w:tc>
         <w:tc>
           <w:tcPr>
-            <w:tcW w:w="2687" w:type="dxa"/>
+            <w:tcW w:w="1263" w:type="dxa"/>
             <w:shd w:val="clear" w:color="auto" w:fill="D9D9D9" w:themeFill="background1" w:themeFillShade="D9"/>
           </w:tcPr>
           <w:p>
@@ -2815,9 +3136,57 @@
             </w:pPr>
           </w:p>
         </w:tc>
+        <w:tc>
+          <w:tcPr>
+            <w:tcW w:w="1630" w:type="dxa"/>
+            <w:shd w:val="clear" w:color="auto" w:fill="D9D9D9" w:themeFill="background1" w:themeFillShade="D9"/>
+          </w:tcPr>
+          <w:p>
+            <w:pPr>
+              <w:rPr>
+                <w:rFonts w:ascii="Trebuchet MS" w:hAnsi="Trebuchet MS"/>
+                <w:sz w:val="20"/>
+                <w:szCs w:val="20"/>
+              </w:rPr>
+            </w:pPr>
+          </w:p>
+        </w:tc>
       </w:tr>
     </w:tbl>
-    <w:p/>
+    <w:p>
+      <w:r>
+        <w:br/>
+      </w:r>
+      <w:r>
+        <w:t>Regneark benyttet forkortelser:</w:t>
+      </w:r>
+    </w:p>
+    <w:p>
+      <w:r>
+        <w:t>L = Ligeløb</w:t>
+      </w:r>
+      <w:r>
+        <w:t xml:space="preserve"> , </w:t>
+      </w:r>
+      <w:r>
+        <w:t>LR = Kn</w:t>
+      </w:r>
+      <w:r>
+        <w:t>æ</w:t>
+      </w:r>
+      <w:r>
+        <w:t>kløb</w:t>
+      </w:r>
+      <w:r>
+        <w:t xml:space="preserve"> , RE = Repos , PL = Plade , </w:t>
+      </w:r>
+      <w:r>
+        <w:t>SV = Svingninger</w:t>
+      </w:r>
+      <w:r>
+        <w:t xml:space="preserve"> </w:t>
+      </w:r>
+    </w:p>
     <w:tbl>
       <w:tblPr>
         <w:tblStyle w:val="Tabel-Gitter"/>
@@ -3212,7 +3581,7 @@
       <w:rPr>
         <w:noProof/>
       </w:rPr>
-      <w:t>24. september 2025</w:t>
+      <w:t>24. juni 2026</w:t>
     </w:r>
     <w:r>
       <w:fldChar w:fldCharType="end"/>
@@ -3876,6 +4245,16 @@
     <w:uiPriority w:val="99"/>
     <w:rsid w:val="00C17D3D"/>
   </w:style>
+  <w:style w:type="character" w:styleId="Pladsholdertekst">
+    <w:name w:val="Placeholder Text"/>
+    <w:basedOn w:val="Standardskrifttypeiafsnit"/>
+    <w:uiPriority w:val="99"/>
+    <w:semiHidden/>
+    <w:rsid w:val="00596CB9"/>
+    <w:rPr>
+      <w:color w:val="666666"/>
+    </w:rPr>
+  </w:style>
 </w:styles>
 </file>
 
